--- a/storage/ee1b8bb5-a54a-43a5-bdcf-520684e6a655.docx
+++ b/storage/ee1b8bb5-a54a-43a5-bdcf-520684e6a655.docx
@@ -1,12 +1,12 @@
 
 <file path=word/document.xml><?xml version="1.0" encoding="utf-8"?>
-<w:document xmlns:w="http://schemas.openxmlformats.org/wordprocessingml/2006/main" xmlns:m="http://schemas.openxmlformats.org/officeDocument/2006/math" xmlns:w14="http://schemas.microsoft.com/office/word/2010/wordml" xmlns:r="http://schemas.openxmlformats.org/officeDocument/2006/relationships" xmlns:wp="http://schemas.openxmlformats.org/drawingml/2006/wordprocessingDrawing" xmlns:a="http://schemas.openxmlformats.org/drawingml/2006/main" xmlns:wp14="http://schemas.microsoft.com/office/word/2010/wordprocessingDrawing" xmlns:w15="http://schemas.microsoft.com/office/word/2012/wordml" xmlns:mc="http://schemas.openxmlformats.org/markup-compatibility/2006" xmlns:a14="http://schemas.microsoft.com/office/drawing/2010/main" xmlns:sl="http://schemas.openxmlformats.org/schemaLibrary/2006/main" xmlns:wne="http://schemas.microsoft.com/office/word/2006/wordml" xmlns:c="http://schemas.openxmlformats.org/drawingml/2006/chart" xmlns:cdr="http://schemas.openxmlformats.org/drawingml/2006/chartDrawing" xmlns:c14="http://schemas.microsoft.com/office/drawing/2007/8/2/chart" xmlns:dgm="http://schemas.openxmlformats.org/drawingml/2006/diagram" xmlns:pic="http://schemas.openxmlformats.org/drawingml/2006/picture" xmlns:xdr="http://schemas.openxmlformats.org/drawingml/2006/spreadsheetDrawing" xmlns:dsp="http://schemas.microsoft.com/office/drawing/2008/diagram" xmlns:xvml="urn:schemas-microsoft-com:office:excel" xmlns:o="urn:schemas-microsoft-com:office:office" xmlns:v="urn:schemas-microsoft-com:vml" xmlns:w10="urn:schemas-microsoft-com:office:word" xmlns:pvml="urn:schemas-microsoft-com:office:powerpoint" xmlns:cppr="http://schemas.microsoft.com/office/2006/coverPageProps" xmlns:odx="http://opendope.org/xpaths" xmlns:odc="http://opendope.org/conditions" xmlns:odq="http://opendope.org/questions" xmlns:oda="http://opendope.org/answers" xmlns:odi="http://opendope.org/components" xmlns:odgm="http://opendope.org/SmartArt/DataHierarchy" xmlns:b="http://schemas.openxmlformats.org/officeDocument/2006/bibliography" xmlns:msink="http://schemas.microsoft.com/ink/2010/main" xmlns:cdr14="http://schemas.microsoft.com/office/drawing/2010/chartDrawing" xmlns:c15="http://schemas.microsoft.com/office/drawing/2012/chart" xmlns:cs="http://schemas.microsoft.com/office/drawing/2012/chartStyle" xmlns:ns38="http://www.w3.org/1998/Math/MathML" xmlns:ns39="http://www.w3.org/2003/InkML" xmlns:a13cmd="http://schemas.microsoft.com/office/drawing/2013/main/command" xmlns:cx="http://schemas.microsoft.com/office/drawing/2014/chartex" xmlns:c16="http://schemas.microsoft.com/office/drawing/2014/chart" xmlns:dgm1611="http://schemas.microsoft.com/office/drawing/2016/11/diagram" xmlns:c173="http://schemas.microsoft.com/office/drawing/2017/03/chart" xmlns:am3d="http://schemas.microsoft.com/office/drawing/2017/model3d" xmlns:an18="http://schemas.microsoft.com/office/drawing/2018/animation" xmlns:anam3d="http://schemas.microsoft.com/office/drawing/2018/animation/model3d" xmlns:iact="http://schemas.microsoft.com/office/powerpoint/2014/inkAction" xmlns:thm15="http://schemas.microsoft.com/office/thememl/2012/main" xmlns:wps="http://schemas.microsoft.com/office/word/2010/wordprocessingShape" xmlns:wpc="http://schemas.microsoft.com/office/word/2010/wordprocessingCanvas" xmlns:wpg="http://schemas.microsoft.com/office/word/2010/wordprocessingGroup" xmlns:w16se="http://schemas.microsoft.com/office/word/2015/wordml/symex" xmlns:w16cid="http://schemas.microsoft.com/office/word/2016/wordml/cid" xmlns:wetp="http://schemas.microsoft.com/office/webextensions/taskpanes/2010/11" xmlns:we="http://schemas.microsoft.com/office/webextensions/webextension/2010/11" xmlns:comp="http://schemas.openxmlformats.org/drawingml/2006/compatibility" xmlns:lc="http://schemas.openxmlformats.org/drawingml/2006/lockedCanvas" xmlns:dgm14="http://schemas.microsoft.com/office/drawing/2010/diagram" xmlns:a15="http://schemas.microsoft.com/office/drawing/2012/main" xmlns:pic14="http://schemas.microsoft.com/office/drawing/2010/picture" xmlns:c16ac="http://schemas.microsoft.com/office/drawing/2014/chart/ac" xmlns:a16="http://schemas.microsoft.com/office/drawing/2014/main" xmlns:a1611="http://schemas.microsoft.com/office/drawing/2016/11/main" xmlns:dgm1612="http://schemas.microsoft.com/office/drawing/2016/12/diagram" xmlns:a16svg="http://schemas.microsoft.com/office/drawing/2016/SVG/main" xmlns:adec="http://schemas.microsoft.com/office/drawing/2017/decorative" xmlns:a18hc="http://schemas.microsoft.com/office/drawing/2018/hyperlinkcolor" xmlns:wp15="http://schemas.microsoft.com/office/word/2012/wordprocessingDrawing">
+<w:document xmlns:w="http://schemas.openxmlformats.org/wordprocessingml/2006/main" xmlns:m="http://schemas.openxmlformats.org/officeDocument/2006/math" xmlns:w14="http://schemas.microsoft.com/office/word/2010/wordml" xmlns:r="http://schemas.openxmlformats.org/officeDocument/2006/relationships" xmlns:wp="http://schemas.openxmlformats.org/drawingml/2006/wordprocessingDrawing" xmlns:a="http://schemas.openxmlformats.org/drawingml/2006/main" xmlns:wp14="http://schemas.microsoft.com/office/word/2010/wordprocessingDrawing" xmlns:w15="http://schemas.microsoft.com/office/word/2012/wordml" xmlns:mc="http://schemas.openxmlformats.org/markup-compatibility/2006" xmlns:a14="http://schemas.microsoft.com/office/drawing/2010/main" xmlns:sl="http://schemas.openxmlformats.org/schemaLibrary/2006/main" xmlns:wne="http://schemas.microsoft.com/office/word/2006/wordml" xmlns:cdr="http://schemas.openxmlformats.org/drawingml/2006/chartDrawing" xmlns:c="http://schemas.openxmlformats.org/drawingml/2006/chart" xmlns:c14="http://schemas.microsoft.com/office/drawing/2007/8/2/chart" xmlns:dgm="http://schemas.openxmlformats.org/drawingml/2006/diagram" xmlns:pic="http://schemas.openxmlformats.org/drawingml/2006/picture" xmlns:xdr="http://schemas.openxmlformats.org/drawingml/2006/spreadsheetDrawing" xmlns:dsp="http://schemas.microsoft.com/office/drawing/2008/diagram" xmlns:xvml="urn:schemas-microsoft-com:office:excel" xmlns:o="urn:schemas-microsoft-com:office:office" xmlns:v="urn:schemas-microsoft-com:vml" xmlns:w10="urn:schemas-microsoft-com:office:word" xmlns:pvml="urn:schemas-microsoft-com:office:powerpoint" xmlns:cppr="http://schemas.microsoft.com/office/2006/coverPageProps" xmlns:odx="http://opendope.org/xpaths" xmlns:odc="http://opendope.org/conditions" xmlns:odq="http://opendope.org/questions" xmlns:oda="http://opendope.org/answers" xmlns:odi="http://opendope.org/components" xmlns:odgm="http://opendope.org/SmartArt/DataHierarchy" xmlns:b="http://schemas.openxmlformats.org/officeDocument/2006/bibliography" xmlns:msink="http://schemas.microsoft.com/ink/2010/main" xmlns:cdr14="http://schemas.microsoft.com/office/drawing/2010/chartDrawing" xmlns:c15="http://schemas.microsoft.com/office/drawing/2012/chart" xmlns:cs="http://schemas.microsoft.com/office/drawing/2012/chartStyle" xmlns:ns38="http://www.w3.org/1998/Math/MathML" xmlns:ns39="http://www.w3.org/2003/InkML" xmlns:a13cmd="http://schemas.microsoft.com/office/drawing/2013/main/command" xmlns:cx="http://schemas.microsoft.com/office/drawing/2014/chartex" xmlns:c16="http://schemas.microsoft.com/office/drawing/2014/chart" xmlns:dgm1611="http://schemas.microsoft.com/office/drawing/2016/11/diagram" xmlns:c173="http://schemas.microsoft.com/office/drawing/2017/03/chart" xmlns:am3d="http://schemas.microsoft.com/office/drawing/2017/model3d" xmlns:an18="http://schemas.microsoft.com/office/drawing/2018/animation" xmlns:anam3d="http://schemas.microsoft.com/office/drawing/2018/animation/model3d" xmlns:iact="http://schemas.microsoft.com/office/powerpoint/2014/inkAction" xmlns:thm15="http://schemas.microsoft.com/office/thememl/2012/main" xmlns:wps="http://schemas.microsoft.com/office/word/2010/wordprocessingShape" xmlns:wpc="http://schemas.microsoft.com/office/word/2010/wordprocessingCanvas" xmlns:wpg="http://schemas.microsoft.com/office/word/2010/wordprocessingGroup" xmlns:w16se="http://schemas.microsoft.com/office/word/2015/wordml/symex" xmlns:w16cid="http://schemas.microsoft.com/office/word/2016/wordml/cid" xmlns:wetp="http://schemas.microsoft.com/office/webextensions/taskpanes/2010/11" xmlns:we="http://schemas.microsoft.com/office/webextensions/webextension/2010/11" xmlns:comp="http://schemas.openxmlformats.org/drawingml/2006/compatibility" xmlns:lc="http://schemas.openxmlformats.org/drawingml/2006/lockedCanvas" xmlns:dgm14="http://schemas.microsoft.com/office/drawing/2010/diagram" xmlns:a15="http://schemas.microsoft.com/office/drawing/2012/main" xmlns:pic14="http://schemas.microsoft.com/office/drawing/2010/picture" xmlns:c16ac="http://schemas.microsoft.com/office/drawing/2014/chart/ac" xmlns:a16="http://schemas.microsoft.com/office/drawing/2014/main" xmlns:a1611="http://schemas.microsoft.com/office/drawing/2016/11/main" xmlns:dgm1612="http://schemas.microsoft.com/office/drawing/2016/12/diagram" xmlns:a16svg="http://schemas.microsoft.com/office/drawing/2016/SVG/main" xmlns:adec="http://schemas.microsoft.com/office/drawing/2017/decorative" xmlns:a18hc="http://schemas.microsoft.com/office/drawing/2018/hyperlinkcolor" xmlns:wp15="http://schemas.microsoft.com/office/word/2012/wordprocessingDrawing">
   <w:body>
     <!-- Created by docx4j 11.5.8 (Apache licensed) using REFERENCE JAXB in Microsoft Java 21.0.10 on Windows 11 -->
     <w:p>
       <w:pPr>
         <w:spacing w:before="288" w:after="227" w:line="276"/>
-        <w:ind w:left="687"/>
+        <w:ind w:left="801"/>
         <w:jc w:val="left"/>
       </w:pPr>
       <w:r>
@@ -23,7 +23,7 @@
     <w:p>
       <w:pPr>
         <w:spacing w:before="288" w:after="227" w:line="276"/>
-        <w:ind w:left="687"/>
+        <w:ind w:left="801"/>
         <w:jc w:val="left"/>
       </w:pPr>
       <w:r>
@@ -410,7 +410,7 @@
     <w:p>
       <w:pPr>
         <w:spacing w:before="288" w:after="227" w:line="276"/>
-        <w:ind w:left="687"/>
+        <w:ind w:left="801"/>
         <w:jc w:val="left"/>
       </w:pPr>
       <w:r>
@@ -1037,7 +1037,7 @@
     <w:p>
       <w:pPr>
         <w:spacing w:before="288" w:after="227" w:line="276"/>
-        <w:ind w:left="687"/>
+        <w:ind w:left="801"/>
         <w:jc w:val="left"/>
       </w:pPr>
       <w:r>
@@ -1046,7 +1046,7 @@
           <w:b w:val="false"/>
           <w:i w:val="false"/>
           <w:color w:val="000000"/>
-          <w:sz w:val="18"/>
+          <w:sz w:val="28"/>
         </w:rPr>
         <w:t>Mentionez</w:t>
       </w:r>
@@ -1056,7 +1056,7 @@
           <w:b w:val="false"/>
           <w:i w:val="false"/>
           <w:color w:val="000000"/>
-          <w:sz w:val="18"/>
+          <w:sz w:val="28"/>
         </w:rPr>
         <w:t xml:space="preserve"> ca pe </w:t>
       </w:r>
@@ -1066,7 +1066,7 @@
           <w:b w:val="false"/>
           <w:i w:val="false"/>
           <w:color w:val="000000"/>
-          <w:sz w:val="18"/>
+          <w:sz w:val="28"/>
         </w:rPr>
         <w:t>perioada</w:t>
       </w:r>
@@ -1076,17 +1076,17 @@
           <w:b w:val="false"/>
           <w:i w:val="false"/>
           <w:color w:val="000000"/>
-          <w:sz w:val="18"/>
-        </w:rPr>
-        <w:t xml:space="preserve"> </w:t>
-      </w:r>
-      <w:r>
-        <w:rPr>
-          <w:rFonts w:ascii="Times New Roman" w:hAnsi="Times New Roman"/>
-          <w:b w:val="false"/>
-          <w:i w:val="false"/>
-          <w:color w:val="000000"/>
-          <w:sz w:val="18"/>
+          <w:sz w:val="28"/>
+        </w:rPr>
+        <w:t xml:space="preserve"> </w:t>
+      </w:r>
+      <w:r>
+        <w:rPr>
+          <w:rFonts w:ascii="Times New Roman" w:hAnsi="Times New Roman"/>
+          <w:b w:val="false"/>
+          <w:i w:val="false"/>
+          <w:color w:val="000000"/>
+          <w:sz w:val="28"/>
         </w:rPr>
         <w:t>concediului</w:t>
       </w:r>
@@ -1096,17 +1096,17 @@
           <w:b w:val="false"/>
           <w:i w:val="false"/>
           <w:color w:val="000000"/>
-          <w:sz w:val="18"/>
-        </w:rPr>
-        <w:t xml:space="preserve"> </w:t>
-      </w:r>
-      <w:r>
-        <w:rPr>
-          <w:rFonts w:ascii="Times New Roman" w:hAnsi="Times New Roman"/>
-          <w:b w:val="false"/>
-          <w:i w:val="false"/>
-          <w:color w:val="000000"/>
-          <w:sz w:val="18"/>
+          <w:sz w:val="28"/>
+        </w:rPr>
+        <w:t xml:space="preserve"> </w:t>
+      </w:r>
+      <w:r>
+        <w:rPr>
+          <w:rFonts w:ascii="Times New Roman" w:hAnsi="Times New Roman"/>
+          <w:b w:val="false"/>
+          <w:i w:val="false"/>
+          <w:color w:val="000000"/>
+          <w:sz w:val="28"/>
         </w:rPr>
         <w:t>solicitat</w:t>
       </w:r>
@@ -1116,17 +1116,17 @@
           <w:b w:val="false"/>
           <w:i w:val="false"/>
           <w:color w:val="000000"/>
-          <w:sz w:val="18"/>
-        </w:rPr>
-        <w:t xml:space="preserve"> </w:t>
-      </w:r>
-      <w:r>
-        <w:rPr>
-          <w:rFonts w:ascii="Times New Roman" w:hAnsi="Times New Roman"/>
-          <w:b w:val="false"/>
-          <w:i w:val="false"/>
-          <w:color w:val="000000"/>
-          <w:sz w:val="18"/>
+          <w:sz w:val="28"/>
+        </w:rPr>
+        <w:t xml:space="preserve"> </w:t>
+      </w:r>
+      <w:r>
+        <w:rPr>
+          <w:rFonts w:ascii="Times New Roman" w:hAnsi="Times New Roman"/>
+          <w:b w:val="false"/>
+          <w:i w:val="false"/>
+          <w:color w:val="000000"/>
+          <w:sz w:val="28"/>
         </w:rPr>
         <w:t>voi</w:t>
       </w:r>
@@ -1136,17 +1136,17 @@
           <w:b w:val="false"/>
           <w:i w:val="false"/>
           <w:color w:val="000000"/>
-          <w:sz w:val="18"/>
-        </w:rPr>
-        <w:t xml:space="preserve"> </w:t>
-      </w:r>
-      <w:r>
-        <w:rPr>
-          <w:rFonts w:ascii="Times New Roman" w:hAnsi="Times New Roman"/>
-          <w:b w:val="false"/>
-          <w:i w:val="false"/>
-          <w:color w:val="000000"/>
-          <w:sz w:val="18"/>
+          <w:sz w:val="28"/>
+        </w:rPr>
+        <w:t xml:space="preserve"> </w:t>
+      </w:r>
+      <w:r>
+        <w:rPr>
+          <w:rFonts w:ascii="Times New Roman" w:hAnsi="Times New Roman"/>
+          <w:b w:val="false"/>
+          <w:i w:val="false"/>
+          <w:color w:val="000000"/>
+          <w:sz w:val="28"/>
         </w:rPr>
         <w:t>respecta</w:t>
       </w:r>
@@ -1156,17 +1156,17 @@
           <w:b w:val="false"/>
           <w:i w:val="false"/>
           <w:color w:val="000000"/>
-          <w:sz w:val="18"/>
-        </w:rPr>
-        <w:t xml:space="preserve"> </w:t>
-      </w:r>
-      <w:r>
-        <w:rPr>
-          <w:rFonts w:ascii="Times New Roman" w:hAnsi="Times New Roman"/>
-          <w:b w:val="false"/>
-          <w:i w:val="false"/>
-          <w:color w:val="000000"/>
-          <w:sz w:val="18"/>
+          <w:sz w:val="28"/>
+        </w:rPr>
+        <w:t xml:space="preserve"> </w:t>
+      </w:r>
+      <w:r>
+        <w:rPr>
+          <w:rFonts w:ascii="Times New Roman" w:hAnsi="Times New Roman"/>
+          <w:b w:val="false"/>
+          <w:i w:val="false"/>
+          <w:color w:val="000000"/>
+          <w:sz w:val="28"/>
         </w:rPr>
         <w:t>toate</w:t>
       </w:r>
@@ -1176,17 +1176,17 @@
           <w:b w:val="false"/>
           <w:i w:val="false"/>
           <w:color w:val="000000"/>
-          <w:sz w:val="18"/>
-        </w:rPr>
-        <w:t xml:space="preserve"> </w:t>
-      </w:r>
-      <w:r>
-        <w:rPr>
-          <w:rFonts w:ascii="Times New Roman" w:hAnsi="Times New Roman"/>
-          <w:b w:val="false"/>
-          <w:i w:val="false"/>
-          <w:color w:val="000000"/>
-          <w:sz w:val="18"/>
+          <w:sz w:val="28"/>
+        </w:rPr>
+        <w:t xml:space="preserve"> </w:t>
+      </w:r>
+      <w:r>
+        <w:rPr>
+          <w:rFonts w:ascii="Times New Roman" w:hAnsi="Times New Roman"/>
+          <w:b w:val="false"/>
+          <w:i w:val="false"/>
+          <w:color w:val="000000"/>
+          <w:sz w:val="28"/>
         </w:rPr>
         <w:t>obligatiile</w:t>
       </w:r>
@@ -1196,17 +1196,17 @@
           <w:b w:val="false"/>
           <w:i w:val="false"/>
           <w:color w:val="000000"/>
-          <w:sz w:val="18"/>
-        </w:rPr>
-        <w:t xml:space="preserve"> </w:t>
-      </w:r>
-      <w:r>
-        <w:rPr>
-          <w:rFonts w:ascii="Times New Roman" w:hAnsi="Times New Roman"/>
-          <w:b w:val="false"/>
-          <w:i w:val="false"/>
-          <w:color w:val="000000"/>
-          <w:sz w:val="18"/>
+          <w:sz w:val="28"/>
+        </w:rPr>
+        <w:t xml:space="preserve"> </w:t>
+      </w:r>
+      <w:r>
+        <w:rPr>
+          <w:rFonts w:ascii="Times New Roman" w:hAnsi="Times New Roman"/>
+          <w:b w:val="false"/>
+          <w:i w:val="false"/>
+          <w:color w:val="000000"/>
+          <w:sz w:val="28"/>
         </w:rPr>
         <w:t>legale </w:t>
       </w:r>
@@ -1216,17 +1216,17 @@
           <w:b w:val="false"/>
           <w:i w:val="false"/>
           <w:color w:val="000000"/>
-          <w:sz w:val="18"/>
-        </w:rPr>
-        <w:t xml:space="preserve"> </w:t>
-      </w:r>
-      <w:r>
-        <w:rPr>
-          <w:rFonts w:ascii="Times New Roman" w:hAnsi="Times New Roman"/>
-          <w:b w:val="false"/>
-          <w:i w:val="false"/>
-          <w:color w:val="000000"/>
-          <w:sz w:val="18"/>
+          <w:sz w:val="28"/>
+        </w:rPr>
+        <w:t xml:space="preserve"> </w:t>
+      </w:r>
+      <w:r>
+        <w:rPr>
+          <w:rFonts w:ascii="Times New Roman" w:hAnsi="Times New Roman"/>
+          <w:b w:val="false"/>
+          <w:i w:val="false"/>
+          <w:color w:val="000000"/>
+          <w:sz w:val="28"/>
         </w:rPr>
         <w:t>ce</w:t>
       </w:r>
@@ -1236,17 +1236,17 @@
           <w:b w:val="false"/>
           <w:i w:val="false"/>
           <w:color w:val="000000"/>
-          <w:sz w:val="18"/>
-        </w:rPr>
-        <w:t xml:space="preserve"> </w:t>
-      </w:r>
-      <w:r>
-        <w:rPr>
-          <w:rFonts w:ascii="Times New Roman" w:hAnsi="Times New Roman"/>
-          <w:b w:val="false"/>
-          <w:i w:val="false"/>
-          <w:color w:val="000000"/>
-          <w:sz w:val="18"/>
+          <w:sz w:val="28"/>
+        </w:rPr>
+        <w:t xml:space="preserve"> </w:t>
+      </w:r>
+      <w:r>
+        <w:rPr>
+          <w:rFonts w:ascii="Times New Roman" w:hAnsi="Times New Roman"/>
+          <w:b w:val="false"/>
+          <w:i w:val="false"/>
+          <w:color w:val="000000"/>
+          <w:sz w:val="28"/>
         </w:rPr>
         <w:t>imi</w:t>
       </w:r>
@@ -1256,17 +1256,17 @@
           <w:b w:val="false"/>
           <w:i w:val="false"/>
           <w:color w:val="000000"/>
-          <w:sz w:val="18"/>
-        </w:rPr>
-        <w:t xml:space="preserve"> </w:t>
-      </w:r>
-      <w:r>
-        <w:rPr>
-          <w:rFonts w:ascii="Times New Roman" w:hAnsi="Times New Roman"/>
-          <w:b w:val="false"/>
-          <w:i w:val="false"/>
-          <w:color w:val="000000"/>
-          <w:sz w:val="18"/>
+          <w:sz w:val="28"/>
+        </w:rPr>
+        <w:t xml:space="preserve"> </w:t>
+      </w:r>
+      <w:r>
+        <w:rPr>
+          <w:rFonts w:ascii="Times New Roman" w:hAnsi="Times New Roman"/>
+          <w:b w:val="false"/>
+          <w:i w:val="false"/>
+          <w:color w:val="000000"/>
+          <w:sz w:val="28"/>
         </w:rPr>
         <w:t>revin</w:t>
       </w:r>
@@ -1276,17 +1276,17 @@
           <w:b w:val="false"/>
           <w:i w:val="false"/>
           <w:color w:val="000000"/>
-          <w:sz w:val="18"/>
-        </w:rPr>
-        <w:t xml:space="preserve"> </w:t>
-      </w:r>
-      <w:r>
-        <w:rPr>
-          <w:rFonts w:ascii="Times New Roman" w:hAnsi="Times New Roman"/>
-          <w:b w:val="false"/>
-          <w:i w:val="false"/>
-          <w:color w:val="000000"/>
-          <w:sz w:val="18"/>
+          <w:sz w:val="28"/>
+        </w:rPr>
+        <w:t xml:space="preserve"> </w:t>
+      </w:r>
+      <w:r>
+        <w:rPr>
+          <w:rFonts w:ascii="Times New Roman" w:hAnsi="Times New Roman"/>
+          <w:b w:val="false"/>
+          <w:i w:val="false"/>
+          <w:color w:val="000000"/>
+          <w:sz w:val="28"/>
         </w:rPr>
         <w:t>și</w:t>
       </w:r>
@@ -1296,17 +1296,17 @@
           <w:b w:val="false"/>
           <w:i w:val="false"/>
           <w:color w:val="000000"/>
-          <w:sz w:val="18"/>
-        </w:rPr>
-        <w:t xml:space="preserve"> </w:t>
-      </w:r>
-      <w:r>
-        <w:rPr>
-          <w:rFonts w:ascii="Times New Roman" w:hAnsi="Times New Roman"/>
-          <w:b w:val="false"/>
-          <w:i w:val="false"/>
-          <w:color w:val="000000"/>
-          <w:sz w:val="18"/>
+          <w:sz w:val="28"/>
+        </w:rPr>
+        <w:t xml:space="preserve"> </w:t>
+      </w:r>
+      <w:r>
+        <w:rPr>
+          <w:rFonts w:ascii="Times New Roman" w:hAnsi="Times New Roman"/>
+          <w:b w:val="false"/>
+          <w:i w:val="false"/>
+          <w:color w:val="000000"/>
+          <w:sz w:val="28"/>
         </w:rPr>
         <w:t>voi</w:t>
       </w:r>
@@ -1316,17 +1316,17 @@
           <w:b w:val="false"/>
           <w:i w:val="false"/>
           <w:color w:val="000000"/>
-          <w:sz w:val="18"/>
-        </w:rPr>
-        <w:t xml:space="preserve"> </w:t>
-      </w:r>
-      <w:r>
-        <w:rPr>
-          <w:rFonts w:ascii="Times New Roman" w:hAnsi="Times New Roman"/>
-          <w:b w:val="false"/>
-          <w:i w:val="false"/>
-          <w:color w:val="000000"/>
-          <w:sz w:val="18"/>
+          <w:sz w:val="28"/>
+        </w:rPr>
+        <w:t xml:space="preserve"> </w:t>
+      </w:r>
+      <w:r>
+        <w:rPr>
+          <w:rFonts w:ascii="Times New Roman" w:hAnsi="Times New Roman"/>
+          <w:b w:val="false"/>
+          <w:i w:val="false"/>
+          <w:color w:val="000000"/>
+          <w:sz w:val="28"/>
         </w:rPr>
         <w:t>asigura</w:t>
       </w:r>
@@ -1336,17 +1336,17 @@
           <w:b w:val="false"/>
           <w:i w:val="false"/>
           <w:color w:val="000000"/>
-          <w:sz w:val="18"/>
-        </w:rPr>
-        <w:t xml:space="preserve"> </w:t>
-      </w:r>
-      <w:r>
-        <w:rPr>
-          <w:rFonts w:ascii="Times New Roman" w:hAnsi="Times New Roman"/>
-          <w:b w:val="false"/>
-          <w:i w:val="false"/>
-          <w:color w:val="000000"/>
-          <w:sz w:val="18"/>
+          <w:sz w:val="28"/>
+        </w:rPr>
+        <w:t xml:space="preserve"> </w:t>
+      </w:r>
+      <w:r>
+        <w:rPr>
+          <w:rFonts w:ascii="Times New Roman" w:hAnsi="Times New Roman"/>
+          <w:b w:val="false"/>
+          <w:i w:val="false"/>
+          <w:color w:val="000000"/>
+          <w:sz w:val="28"/>
         </w:rPr>
         <w:t>continuitatea</w:t>
       </w:r>
@@ -1356,17 +1356,17 @@
           <w:b w:val="false"/>
           <w:i w:val="false"/>
           <w:color w:val="000000"/>
-          <w:sz w:val="18"/>
-        </w:rPr>
-        <w:t xml:space="preserve"> </w:t>
-      </w:r>
-      <w:r>
-        <w:rPr>
-          <w:rFonts w:ascii="Times New Roman" w:hAnsi="Times New Roman"/>
-          <w:b w:val="false"/>
-          <w:i w:val="false"/>
-          <w:color w:val="000000"/>
-          <w:sz w:val="18"/>
+          <w:sz w:val="28"/>
+        </w:rPr>
+        <w:t xml:space="preserve"> </w:t>
+      </w:r>
+      <w:r>
+        <w:rPr>
+          <w:rFonts w:ascii="Times New Roman" w:hAnsi="Times New Roman"/>
+          <w:b w:val="false"/>
+          <w:i w:val="false"/>
+          <w:color w:val="000000"/>
+          <w:sz w:val="28"/>
         </w:rPr>
         <w:t>activitatilor</w:t>
       </w:r>
@@ -1376,7 +1376,7 @@
           <w:b w:val="false"/>
           <w:i w:val="false"/>
           <w:color w:val="000000"/>
-          <w:sz w:val="18"/>
+          <w:sz w:val="28"/>
         </w:rPr>
         <w:t xml:space="preserve"> conform </w:t>
       </w:r>
@@ -1386,7 +1386,7 @@
           <w:b w:val="false"/>
           <w:i w:val="false"/>
           <w:color w:val="000000"/>
-          <w:sz w:val="18"/>
+          <w:sz w:val="28"/>
         </w:rPr>
         <w:t>procedurilor</w:t>
       </w:r>
@@ -1396,7 +1396,7 @@
           <w:b w:val="false"/>
           <w:i w:val="false"/>
           <w:color w:val="000000"/>
-          <w:sz w:val="18"/>
+          <w:sz w:val="28"/>
         </w:rPr>
         <w:t xml:space="preserve"> interne. La </w:t>
       </w:r>
@@ -1406,7 +1406,7 @@
           <w:b w:val="false"/>
           <w:i w:val="false"/>
           <w:color w:val="000000"/>
-          <w:sz w:val="18"/>
+          <w:sz w:val="28"/>
         </w:rPr>
         <w:t>revenirea</w:t>
       </w:r>
@@ -1416,7 +1416,7 @@
           <w:b w:val="false"/>
           <w:i w:val="false"/>
           <w:color w:val="000000"/>
-          <w:sz w:val="18"/>
+          <w:sz w:val="28"/>
         </w:rPr>
         <w:t xml:space="preserve"> din </w:t>
       </w:r>
@@ -1426,7 +1426,7 @@
           <w:b w:val="false"/>
           <w:i w:val="false"/>
           <w:color w:val="000000"/>
-          <w:sz w:val="18"/>
+          <w:sz w:val="28"/>
         </w:rPr>
         <w:t>concediu</w:t>
       </w:r>
@@ -1436,7 +1436,7 @@
           <w:b w:val="false"/>
           <w:i w:val="false"/>
           <w:color w:val="000000"/>
-          <w:sz w:val="18"/>
+          <w:sz w:val="28"/>
         </w:rPr>
         <w:t xml:space="preserve">, </w:t>
       </w:r>
@@ -1446,7 +1446,7 @@
           <w:b w:val="false"/>
           <w:i w:val="false"/>
           <w:color w:val="000000"/>
-          <w:sz w:val="18"/>
+          <w:sz w:val="28"/>
         </w:rPr>
         <w:t>imi</w:t>
       </w:r>
@@ -1456,17 +1456,17 @@
           <w:b w:val="false"/>
           <w:i w:val="false"/>
           <w:color w:val="000000"/>
-          <w:sz w:val="18"/>
-        </w:rPr>
-        <w:t xml:space="preserve"> </w:t>
-      </w:r>
-      <w:r>
-        <w:rPr>
-          <w:rFonts w:ascii="Times New Roman" w:hAnsi="Times New Roman"/>
-          <w:b w:val="false"/>
-          <w:i w:val="false"/>
-          <w:color w:val="000000"/>
-          <w:sz w:val="18"/>
+          <w:sz w:val="28"/>
+        </w:rPr>
+        <w:t xml:space="preserve"> </w:t>
+      </w:r>
+      <w:r>
+        <w:rPr>
+          <w:rFonts w:ascii="Times New Roman" w:hAnsi="Times New Roman"/>
+          <w:b w:val="false"/>
+          <w:i w:val="false"/>
+          <w:color w:val="000000"/>
+          <w:sz w:val="28"/>
         </w:rPr>
         <w:t>voi</w:t>
       </w:r>
@@ -1476,17 +1476,17 @@
           <w:b w:val="false"/>
           <w:i w:val="false"/>
           <w:color w:val="000000"/>
-          <w:sz w:val="18"/>
-        </w:rPr>
-        <w:t xml:space="preserve"> </w:t>
-      </w:r>
-      <w:r>
-        <w:rPr>
-          <w:rFonts w:ascii="Times New Roman" w:hAnsi="Times New Roman"/>
-          <w:b w:val="false"/>
-          <w:i w:val="false"/>
-          <w:color w:val="000000"/>
-          <w:sz w:val="18"/>
+          <w:sz w:val="28"/>
+        </w:rPr>
+        <w:t xml:space="preserve"> </w:t>
+      </w:r>
+      <w:r>
+        <w:rPr>
+          <w:rFonts w:ascii="Times New Roman" w:hAnsi="Times New Roman"/>
+          <w:b w:val="false"/>
+          <w:i w:val="false"/>
+          <w:color w:val="000000"/>
+          <w:sz w:val="28"/>
         </w:rPr>
         <w:t>relua</w:t>
       </w:r>
@@ -1496,17 +1496,17 @@
           <w:b w:val="false"/>
           <w:i w:val="false"/>
           <w:color w:val="000000"/>
-          <w:sz w:val="18"/>
-        </w:rPr>
-        <w:t xml:space="preserve"> </w:t>
-      </w:r>
-      <w:r>
-        <w:rPr>
-          <w:rFonts w:ascii="Times New Roman" w:hAnsi="Times New Roman"/>
-          <w:b w:val="false"/>
-          <w:i w:val="false"/>
-          <w:color w:val="000000"/>
-          <w:sz w:val="18"/>
+          <w:sz w:val="28"/>
+        </w:rPr>
+        <w:t xml:space="preserve"> </w:t>
+      </w:r>
+      <w:r>
+        <w:rPr>
+          <w:rFonts w:ascii="Times New Roman" w:hAnsi="Times New Roman"/>
+          <w:b w:val="false"/>
+          <w:i w:val="false"/>
+          <w:color w:val="000000"/>
+          <w:sz w:val="28"/>
         </w:rPr>
         <w:t>activitatea</w:t>
       </w:r>
@@ -1516,17 +1516,17 @@
           <w:b w:val="false"/>
           <w:i w:val="false"/>
           <w:color w:val="000000"/>
-          <w:sz w:val="18"/>
-        </w:rPr>
-        <w:t xml:space="preserve"> </w:t>
-      </w:r>
-      <w:r>
-        <w:rPr>
-          <w:rFonts w:ascii="Times New Roman" w:hAnsi="Times New Roman"/>
-          <w:b w:val="false"/>
-          <w:i w:val="false"/>
-          <w:color w:val="000000"/>
-          <w:sz w:val="18"/>
+          <w:sz w:val="28"/>
+        </w:rPr>
+        <w:t xml:space="preserve"> </w:t>
+      </w:r>
+      <w:r>
+        <w:rPr>
+          <w:rFonts w:ascii="Times New Roman" w:hAnsi="Times New Roman"/>
+          <w:b w:val="false"/>
+          <w:i w:val="false"/>
+          <w:color w:val="000000"/>
+          <w:sz w:val="28"/>
         </w:rPr>
         <w:t>în</w:t>
       </w:r>
@@ -1536,17 +1536,17 @@
           <w:b w:val="false"/>
           <w:i w:val="false"/>
           <w:color w:val="000000"/>
-          <w:sz w:val="18"/>
-        </w:rPr>
-        <w:t xml:space="preserve"> </w:t>
-      </w:r>
-      <w:r>
-        <w:rPr>
-          <w:rFonts w:ascii="Times New Roman" w:hAnsi="Times New Roman"/>
-          <w:b w:val="false"/>
-          <w:i w:val="false"/>
-          <w:color w:val="000000"/>
-          <w:sz w:val="18"/>
+          <w:sz w:val="28"/>
+        </w:rPr>
+        <w:t xml:space="preserve"> </w:t>
+      </w:r>
+      <w:r>
+        <w:rPr>
+          <w:rFonts w:ascii="Times New Roman" w:hAnsi="Times New Roman"/>
+          <w:b w:val="false"/>
+          <w:i w:val="false"/>
+          <w:color w:val="000000"/>
+          <w:sz w:val="28"/>
         </w:rPr>
         <w:t>conditii</w:t>
       </w:r>
@@ -1556,17 +1556,17 @@
           <w:b w:val="false"/>
           <w:i w:val="false"/>
           <w:color w:val="000000"/>
-          <w:sz w:val="18"/>
-        </w:rPr>
-        <w:t xml:space="preserve"> </w:t>
-      </w:r>
-      <w:r>
-        <w:rPr>
-          <w:rFonts w:ascii="Times New Roman" w:hAnsi="Times New Roman"/>
-          <w:b w:val="false"/>
-          <w:i w:val="false"/>
-          <w:color w:val="000000"/>
-          <w:sz w:val="18"/>
+          <w:sz w:val="28"/>
+        </w:rPr>
+        <w:t xml:space="preserve"> </w:t>
+      </w:r>
+      <w:r>
+        <w:rPr>
+          <w:rFonts w:ascii="Times New Roman" w:hAnsi="Times New Roman"/>
+          <w:b w:val="false"/>
+          <w:i w:val="false"/>
+          <w:color w:val="000000"/>
+          <w:sz w:val="28"/>
         </w:rPr>
         <w:t>normale</w:t>
       </w:r>
@@ -1576,7 +1576,7 @@
           <w:b w:val="false"/>
           <w:i w:val="false"/>
           <w:color w:val="000000"/>
-          <w:sz w:val="18"/>
+          <w:sz w:val="28"/>
         </w:rPr>
         <w:t xml:space="preserve">, cu </w:t>
       </w:r>
@@ -1586,7 +1586,7 @@
           <w:b w:val="false"/>
           <w:i w:val="false"/>
           <w:color w:val="000000"/>
-          <w:sz w:val="18"/>
+          <w:sz w:val="28"/>
         </w:rPr>
         <w:t>respectarea</w:t>
       </w:r>
@@ -1596,17 +1596,17 @@
           <w:b w:val="false"/>
           <w:i w:val="false"/>
           <w:color w:val="000000"/>
-          <w:sz w:val="18"/>
-        </w:rPr>
-        <w:t xml:space="preserve"> </w:t>
-      </w:r>
-      <w:r>
-        <w:rPr>
-          <w:rFonts w:ascii="Times New Roman" w:hAnsi="Times New Roman"/>
-          <w:b w:val="false"/>
-          <w:i w:val="false"/>
-          <w:color w:val="000000"/>
-          <w:sz w:val="18"/>
+          <w:sz w:val="28"/>
+        </w:rPr>
+        <w:t xml:space="preserve"> </w:t>
+      </w:r>
+      <w:r>
+        <w:rPr>
+          <w:rFonts w:ascii="Times New Roman" w:hAnsi="Times New Roman"/>
+          <w:b w:val="false"/>
+          <w:i w:val="false"/>
+          <w:color w:val="000000"/>
+          <w:sz w:val="28"/>
         </w:rPr>
         <w:t>tuturor</w:t>
       </w:r>
@@ -1616,17 +1616,17 @@
           <w:b w:val="false"/>
           <w:i w:val="false"/>
           <w:color w:val="000000"/>
-          <w:sz w:val="18"/>
-        </w:rPr>
-        <w:t xml:space="preserve"> </w:t>
-      </w:r>
-      <w:r>
-        <w:rPr>
-          <w:rFonts w:ascii="Times New Roman" w:hAnsi="Times New Roman"/>
-          <w:b w:val="false"/>
-          <w:i w:val="false"/>
-          <w:color w:val="000000"/>
-          <w:sz w:val="18"/>
+          <w:sz w:val="28"/>
+        </w:rPr>
+        <w:t xml:space="preserve"> </w:t>
+      </w:r>
+      <w:r>
+        <w:rPr>
+          <w:rFonts w:ascii="Times New Roman" w:hAnsi="Times New Roman"/>
+          <w:b w:val="false"/>
+          <w:i w:val="false"/>
+          <w:color w:val="000000"/>
+          <w:sz w:val="28"/>
         </w:rPr>
         <w:t>responsabilitătilor</w:t>
       </w:r>
@@ -1636,17 +1636,17 @@
           <w:b w:val="false"/>
           <w:i w:val="false"/>
           <w:color w:val="000000"/>
-          <w:sz w:val="18"/>
-        </w:rPr>
-        <w:t xml:space="preserve"> </w:t>
-      </w:r>
-      <w:r>
-        <w:rPr>
-          <w:rFonts w:ascii="Times New Roman" w:hAnsi="Times New Roman"/>
-          <w:b w:val="false"/>
-          <w:i w:val="false"/>
-          <w:color w:val="000000"/>
-          <w:sz w:val="18"/>
+          <w:sz w:val="28"/>
+        </w:rPr>
+        <w:t xml:space="preserve"> </w:t>
+      </w:r>
+      <w:r>
+        <w:rPr>
+          <w:rFonts w:ascii="Times New Roman" w:hAnsi="Times New Roman"/>
+          <w:b w:val="false"/>
+          <w:i w:val="false"/>
+          <w:color w:val="000000"/>
+          <w:sz w:val="28"/>
         </w:rPr>
         <w:t>profesionale.</w:t>
       </w:r>
@@ -1654,139 +1654,419 @@
     <w:p>
       <w:pPr>
         <w:spacing w:before="288" w:after="227" w:line="276"/>
-        <w:ind w:left="687"/>
+        <w:ind w:left="801"/>
         <w:jc w:val="left"/>
       </w:pPr>
       <w:r>
         <w:rPr>
-          <w:rFonts w:ascii="Times New Roman" w:hAnsi="Times New Roman"/>
-          <w:b w:val="false"/>
-          <w:i w:val="false"/>
-          <w:color w:val="000000"/>
-          <w:sz w:val="43"/>
-        </w:rPr>
-        <w:t>Bangaranga</w:t>
-      </w:r>
-      <w:r>
-        <w:rPr>
-          <w:rFonts w:ascii="Times New Roman" w:hAnsi="Times New Roman"/>
-          <w:b w:val="false"/>
-          <w:i w:val="false"/>
-          <w:color w:val="000000"/>
-          <w:sz w:val="43"/>
-        </w:rPr>
-        <w:t xml:space="preserve"> by Darina</w:t>
+          <w:rFonts w:ascii="Arial" w:hAnsi="Arial"/>
+          <w:b w:val="false"/>
+          <w:i w:val="false"/>
+          <w:color w:val="000000"/>
+          <w:sz w:val="24"/>
+        </w:rPr>
+        <w:t>Prezenta</w:t>
+      </w:r>
+      <w:r>
+        <w:rPr>
+          <w:rFonts w:ascii="Arial" w:hAnsi="Arial"/>
+          <w:b w:val="false"/>
+          <w:i w:val="false"/>
+          <w:color w:val="000000"/>
+          <w:sz w:val="24"/>
+        </w:rPr>
+        <w:t xml:space="preserve"> </w:t>
+      </w:r>
+      <w:r>
+        <w:rPr>
+          <w:rFonts w:ascii="Arial" w:hAnsi="Arial"/>
+          <w:b w:val="false"/>
+          <w:i w:val="false"/>
+          <w:color w:val="000000"/>
+          <w:sz w:val="24"/>
+        </w:rPr>
+        <w:t>cerere</w:t>
+      </w:r>
+      <w:r>
+        <w:rPr>
+          <w:rFonts w:ascii="Arial" w:hAnsi="Arial"/>
+          <w:b w:val="false"/>
+          <w:i w:val="false"/>
+          <w:color w:val="000000"/>
+          <w:sz w:val="24"/>
+        </w:rPr>
+        <w:t xml:space="preserve"> </w:t>
+      </w:r>
+      <w:r>
+        <w:rPr>
+          <w:rFonts w:ascii="Arial" w:hAnsi="Arial"/>
+          <w:b w:val="false"/>
+          <w:i w:val="false"/>
+          <w:color w:val="000000"/>
+          <w:sz w:val="24"/>
+        </w:rPr>
+        <w:t>este</w:t>
+      </w:r>
+      <w:r>
+        <w:rPr>
+          <w:rFonts w:ascii="Arial" w:hAnsi="Arial"/>
+          <w:b w:val="false"/>
+          <w:i w:val="false"/>
+          <w:color w:val="000000"/>
+          <w:sz w:val="24"/>
+        </w:rPr>
+        <w:t xml:space="preserve"> </w:t>
+      </w:r>
+      <w:r>
+        <w:rPr>
+          <w:rFonts w:ascii="Arial" w:hAnsi="Arial"/>
+          <w:b w:val="false"/>
+          <w:i w:val="false"/>
+          <w:color w:val="000000"/>
+          <w:sz w:val="24"/>
+        </w:rPr>
+        <w:t>intocmita</w:t>
+      </w:r>
+      <w:r>
+        <w:rPr>
+          <w:rFonts w:ascii="Arial" w:hAnsi="Arial"/>
+          <w:b w:val="false"/>
+          <w:i w:val="false"/>
+          <w:color w:val="000000"/>
+          <w:sz w:val="24"/>
+        </w:rPr>
+        <w:t xml:space="preserve"> cu buna-</w:t>
+      </w:r>
+      <w:r>
+        <w:rPr>
+          <w:rFonts w:ascii="Arial" w:hAnsi="Arial"/>
+          <w:b w:val="false"/>
+          <w:i w:val="false"/>
+          <w:color w:val="000000"/>
+          <w:sz w:val="24"/>
+        </w:rPr>
+        <w:t>credinta</w:t>
+      </w:r>
+      <w:r>
+        <w:rPr>
+          <w:rFonts w:ascii="Arial" w:hAnsi="Arial"/>
+          <w:b w:val="false"/>
+          <w:i w:val="false"/>
+          <w:color w:val="000000"/>
+          <w:sz w:val="24"/>
+        </w:rPr>
+        <w:t xml:space="preserve"> </w:t>
+      </w:r>
+      <w:r>
+        <w:rPr>
+          <w:rFonts w:ascii="Arial" w:hAnsi="Arial"/>
+          <w:b w:val="false"/>
+          <w:i w:val="false"/>
+          <w:color w:val="000000"/>
+          <w:sz w:val="24"/>
+        </w:rPr>
+        <w:t>si</w:t>
+      </w:r>
+      <w:r>
+        <w:rPr>
+          <w:rFonts w:ascii="Arial" w:hAnsi="Arial"/>
+          <w:b w:val="false"/>
+          <w:i w:val="false"/>
+          <w:color w:val="000000"/>
+          <w:sz w:val="24"/>
+        </w:rPr>
+        <w:t xml:space="preserve"> </w:t>
+      </w:r>
+      <w:r>
+        <w:rPr>
+          <w:rFonts w:ascii="Arial" w:hAnsi="Arial"/>
+          <w:b w:val="false"/>
+          <w:i w:val="false"/>
+          <w:color w:val="000000"/>
+          <w:sz w:val="24"/>
+        </w:rPr>
+        <w:t>reprezinta</w:t>
+      </w:r>
+      <w:r>
+        <w:rPr>
+          <w:rFonts w:ascii="Arial" w:hAnsi="Arial"/>
+          <w:b w:val="false"/>
+          <w:i w:val="false"/>
+          <w:color w:val="000000"/>
+          <w:sz w:val="24"/>
+        </w:rPr>
+        <w:t xml:space="preserve"> o </w:t>
+      </w:r>
+      <w:r>
+        <w:rPr>
+          <w:rFonts w:ascii="Arial" w:hAnsi="Arial"/>
+          <w:b w:val="false"/>
+          <w:i w:val="false"/>
+          <w:color w:val="000000"/>
+          <w:sz w:val="24"/>
+        </w:rPr>
+        <w:t>solicitare</w:t>
+      </w:r>
+      <w:r>
+        <w:rPr>
+          <w:rFonts w:ascii="Arial" w:hAnsi="Arial"/>
+          <w:b w:val="false"/>
+          <w:i w:val="false"/>
+          <w:color w:val="000000"/>
+          <w:sz w:val="24"/>
+        </w:rPr>
+        <w:t xml:space="preserve"> </w:t>
+      </w:r>
+      <w:r>
+        <w:rPr>
+          <w:rFonts w:ascii="Arial" w:hAnsi="Arial"/>
+          <w:b w:val="false"/>
+          <w:i w:val="false"/>
+          <w:color w:val="000000"/>
+          <w:sz w:val="24"/>
+        </w:rPr>
+        <w:t>legitima</w:t>
+      </w:r>
+      <w:r>
+        <w:rPr>
+          <w:rFonts w:ascii="Arial" w:hAnsi="Arial"/>
+          <w:b w:val="false"/>
+          <w:i w:val="false"/>
+          <w:color w:val="000000"/>
+          <w:sz w:val="24"/>
+        </w:rPr>
+        <w:t xml:space="preserve">, </w:t>
+      </w:r>
+      <w:r>
+        <w:rPr>
+          <w:rFonts w:ascii="Arial" w:hAnsi="Arial"/>
+          <w:b w:val="false"/>
+          <w:i w:val="false"/>
+          <w:color w:val="000000"/>
+          <w:sz w:val="24"/>
+        </w:rPr>
+        <w:t>adresata</w:t>
+      </w:r>
+      <w:r>
+        <w:rPr>
+          <w:rFonts w:ascii="Arial" w:hAnsi="Arial"/>
+          <w:b w:val="false"/>
+          <w:i w:val="false"/>
+          <w:color w:val="000000"/>
+          <w:sz w:val="24"/>
+        </w:rPr>
+        <w:t xml:space="preserve"> </w:t>
+      </w:r>
+      <w:r>
+        <w:rPr>
+          <w:rFonts w:ascii="Arial" w:hAnsi="Arial"/>
+          <w:b w:val="false"/>
+          <w:i w:val="false"/>
+          <w:color w:val="000000"/>
+          <w:sz w:val="24"/>
+        </w:rPr>
+        <w:t>conducerii</w:t>
+      </w:r>
+      <w:r>
+        <w:rPr>
+          <w:rFonts w:ascii="Arial" w:hAnsi="Arial"/>
+          <w:b w:val="false"/>
+          <w:i w:val="false"/>
+          <w:color w:val="000000"/>
+          <w:sz w:val="24"/>
+        </w:rPr>
+        <w:t xml:space="preserve">, in </w:t>
+      </w:r>
+      <w:r>
+        <w:rPr>
+          <w:rFonts w:ascii="Arial" w:hAnsi="Arial"/>
+          <w:b w:val="false"/>
+          <w:i w:val="false"/>
+          <w:color w:val="000000"/>
+          <w:sz w:val="24"/>
+        </w:rPr>
+        <w:t>vederea</w:t>
+      </w:r>
+      <w:r>
+        <w:rPr>
+          <w:rFonts w:ascii="Arial" w:hAnsi="Arial"/>
+          <w:b w:val="false"/>
+          <w:i w:val="false"/>
+          <w:color w:val="000000"/>
+          <w:sz w:val="24"/>
+        </w:rPr>
+        <w:t xml:space="preserve"> </w:t>
+      </w:r>
+      <w:r>
+        <w:rPr>
+          <w:rFonts w:ascii="Arial" w:hAnsi="Arial"/>
+          <w:b w:val="false"/>
+          <w:i w:val="false"/>
+          <w:color w:val="000000"/>
+          <w:sz w:val="24"/>
+        </w:rPr>
+        <w:t>analizarii</w:t>
+      </w:r>
+      <w:r>
+        <w:rPr>
+          <w:rFonts w:ascii="Arial" w:hAnsi="Arial"/>
+          <w:b w:val="false"/>
+          <w:i w:val="false"/>
+          <w:color w:val="000000"/>
+          <w:sz w:val="24"/>
+        </w:rPr>
+        <w:t xml:space="preserve"> </w:t>
+      </w:r>
+      <w:r>
+        <w:rPr>
+          <w:rFonts w:ascii="Arial" w:hAnsi="Arial"/>
+          <w:b w:val="false"/>
+          <w:i w:val="false"/>
+          <w:color w:val="000000"/>
+          <w:sz w:val="24"/>
+        </w:rPr>
+        <w:t>si</w:t>
+      </w:r>
+      <w:r>
+        <w:rPr>
+          <w:rFonts w:ascii="Arial" w:hAnsi="Arial"/>
+          <w:b w:val="false"/>
+          <w:i w:val="false"/>
+          <w:color w:val="000000"/>
+          <w:sz w:val="24"/>
+        </w:rPr>
+        <w:t xml:space="preserve"> </w:t>
+      </w:r>
+      <w:r>
+        <w:rPr>
+          <w:rFonts w:ascii="Arial" w:hAnsi="Arial"/>
+          <w:b w:val="false"/>
+          <w:i w:val="false"/>
+          <w:color w:val="000000"/>
+          <w:sz w:val="24"/>
+        </w:rPr>
+        <w:t>aprobarii</w:t>
+      </w:r>
+      <w:r>
+        <w:rPr>
+          <w:rFonts w:ascii="Arial" w:hAnsi="Arial"/>
+          <w:b w:val="false"/>
+          <w:i w:val="false"/>
+          <w:color w:val="000000"/>
+          <w:sz w:val="24"/>
+        </w:rPr>
+        <w:t xml:space="preserve"> </w:t>
+      </w:r>
+      <w:r>
+        <w:rPr>
+          <w:rFonts w:ascii="Arial" w:hAnsi="Arial"/>
+          <w:b w:val="false"/>
+          <w:i w:val="false"/>
+          <w:color w:val="000000"/>
+          <w:sz w:val="24"/>
+        </w:rPr>
+        <w:t>acesteia.</w:t>
       </w:r>
     </w:p>
     <w:p>
       <w:pPr>
         <w:spacing w:before="288" w:after="227" w:line="276"/>
-        <w:ind w:left="687"/>
+        <w:ind w:left="801"/>
         <w:jc w:val="left"/>
       </w:pPr>
       <w:r>
         <w:rPr>
-          <w:rFonts w:ascii="Arial" w:hAnsi="Arial"/>
-          <w:b w:val="false"/>
-          <w:i w:val="false"/>
-          <w:color w:val="000000"/>
-          <w:sz w:val="24"/>
-        </w:rPr>
-        <w:t>Prezenta</w:t>
-      </w:r>
-      <w:r>
-        <w:rPr>
-          <w:rFonts w:ascii="Arial" w:hAnsi="Arial"/>
-          <w:b w:val="false"/>
-          <w:i w:val="false"/>
-          <w:color w:val="000000"/>
-          <w:sz w:val="24"/>
-        </w:rPr>
-        <w:t xml:space="preserve"> </w:t>
-      </w:r>
-      <w:r>
-        <w:rPr>
-          <w:rFonts w:ascii="Arial" w:hAnsi="Arial"/>
-          <w:b w:val="false"/>
-          <w:i w:val="false"/>
-          <w:color w:val="000000"/>
-          <w:sz w:val="24"/>
-        </w:rPr>
-        <w:t>cerere</w:t>
-      </w:r>
-      <w:r>
-        <w:rPr>
-          <w:rFonts w:ascii="Arial" w:hAnsi="Arial"/>
-          <w:b w:val="false"/>
-          <w:i w:val="false"/>
-          <w:color w:val="000000"/>
-          <w:sz w:val="24"/>
-        </w:rPr>
-        <w:t xml:space="preserve"> </w:t>
-      </w:r>
-      <w:r>
-        <w:rPr>
-          <w:rFonts w:ascii="Arial" w:hAnsi="Arial"/>
-          <w:b w:val="false"/>
-          <w:i w:val="false"/>
-          <w:color w:val="000000"/>
-          <w:sz w:val="24"/>
-        </w:rPr>
-        <w:t>este</w:t>
-      </w:r>
-      <w:r>
-        <w:rPr>
-          <w:rFonts w:ascii="Arial" w:hAnsi="Arial"/>
-          <w:b w:val="false"/>
-          <w:i w:val="false"/>
-          <w:color w:val="000000"/>
-          <w:sz w:val="24"/>
-        </w:rPr>
-        <w:t xml:space="preserve"> </w:t>
-      </w:r>
-      <w:r>
-        <w:rPr>
-          <w:rFonts w:ascii="Arial" w:hAnsi="Arial"/>
-          <w:b w:val="false"/>
-          <w:i w:val="false"/>
-          <w:color w:val="000000"/>
-          <w:sz w:val="24"/>
-        </w:rPr>
-        <w:t>intocmita</w:t>
-      </w:r>
-      <w:r>
-        <w:rPr>
-          <w:rFonts w:ascii="Arial" w:hAnsi="Arial"/>
-          <w:b w:val="false"/>
-          <w:i w:val="false"/>
-          <w:color w:val="000000"/>
-          <w:sz w:val="24"/>
-        </w:rPr>
-        <w:t xml:space="preserve"> cu buna-</w:t>
-      </w:r>
-      <w:r>
-        <w:rPr>
-          <w:rFonts w:ascii="Arial" w:hAnsi="Arial"/>
-          <w:b w:val="false"/>
-          <w:i w:val="false"/>
-          <w:color w:val="000000"/>
-          <w:sz w:val="24"/>
-        </w:rPr>
-        <w:t>credinta</w:t>
-      </w:r>
-      <w:r>
-        <w:rPr>
-          <w:rFonts w:ascii="Arial" w:hAnsi="Arial"/>
-          <w:b w:val="false"/>
-          <w:i w:val="false"/>
-          <w:color w:val="000000"/>
-          <w:sz w:val="24"/>
-        </w:rPr>
-        <w:t xml:space="preserve"> </w:t>
-      </w:r>
-      <w:r>
-        <w:rPr>
-          <w:rFonts w:ascii="Arial" w:hAnsi="Arial"/>
+          <w:rFonts w:ascii="Calibri" w:hAnsi="Calibri"/>
+          <w:b w:val="false"/>
+          <w:i w:val="false"/>
+          <w:color w:val="000000"/>
+          <w:sz w:val="24"/>
+        </w:rPr>
+        <w:t xml:space="preserve">Va </w:t>
+      </w:r>
+      <w:r>
+        <w:rPr>
+          <w:rFonts w:ascii="Calibri" w:hAnsi="Calibri"/>
+          <w:b w:val="false"/>
+          <w:i w:val="false"/>
+          <w:color w:val="000000"/>
+          <w:sz w:val="24"/>
+        </w:rPr>
+        <w:t>multumesc</w:t>
+      </w:r>
+      <w:r>
+        <w:rPr>
+          <w:rFonts w:ascii="Calibri" w:hAnsi="Calibri"/>
+          <w:b w:val="false"/>
+          <w:i w:val="false"/>
+          <w:color w:val="000000"/>
+          <w:sz w:val="24"/>
+        </w:rPr>
+        <w:t xml:space="preserve"> </w:t>
+      </w:r>
+      <w:r>
+        <w:rPr>
+          <w:rFonts w:ascii="Calibri" w:hAnsi="Calibri"/>
+          <w:b w:val="false"/>
+          <w:i w:val="false"/>
+          <w:color w:val="000000"/>
+          <w:sz w:val="24"/>
+        </w:rPr>
+        <w:t>pentru</w:t>
+      </w:r>
+      <w:r>
+        <w:rPr>
+          <w:rFonts w:ascii="Calibri" w:hAnsi="Calibri"/>
+          <w:b w:val="false"/>
+          <w:i w:val="false"/>
+          <w:color w:val="000000"/>
+          <w:sz w:val="24"/>
+        </w:rPr>
+        <w:t xml:space="preserve"> </w:t>
+      </w:r>
+      <w:r>
+        <w:rPr>
+          <w:rFonts w:ascii="Calibri" w:hAnsi="Calibri"/>
+          <w:b w:val="false"/>
+          <w:i w:val="false"/>
+          <w:color w:val="000000"/>
+          <w:sz w:val="24"/>
+        </w:rPr>
+        <w:t>timpul</w:t>
+      </w:r>
+      <w:r>
+        <w:rPr>
+          <w:rFonts w:ascii="Calibri" w:hAnsi="Calibri"/>
+          <w:b w:val="false"/>
+          <w:i w:val="false"/>
+          <w:color w:val="000000"/>
+          <w:sz w:val="24"/>
+        </w:rPr>
+        <w:t xml:space="preserve"> </w:t>
+      </w:r>
+      <w:r>
+        <w:rPr>
+          <w:rFonts w:ascii="Calibri" w:hAnsi="Calibri"/>
+          <w:b w:val="false"/>
+          <w:i w:val="false"/>
+          <w:color w:val="000000"/>
+          <w:sz w:val="24"/>
+        </w:rPr>
+        <w:t>acordat</w:t>
+      </w:r>
+      <w:r>
+        <w:rPr>
+          <w:rFonts w:ascii="Calibri" w:hAnsi="Calibri"/>
+          <w:b w:val="false"/>
+          <w:i w:val="false"/>
+          <w:color w:val="000000"/>
+          <w:sz w:val="24"/>
+        </w:rPr>
+        <w:t xml:space="preserve"> </w:t>
+      </w:r>
+      <w:r>
+        <w:rPr>
+          <w:rFonts w:ascii="Calibri" w:hAnsi="Calibri"/>
           <w:b w:val="false"/>
           <w:i w:val="false"/>
           <w:color w:val="000000"/>
@@ -1796,209 +2076,49 @@
       </w:r>
       <w:r>
         <w:rPr>
-          <w:rFonts w:ascii="Arial" w:hAnsi="Arial"/>
-          <w:b w:val="false"/>
-          <w:i w:val="false"/>
-          <w:color w:val="000000"/>
-          <w:sz w:val="24"/>
-        </w:rPr>
-        <w:t xml:space="preserve"> </w:t>
-      </w:r>
-      <w:r>
-        <w:rPr>
-          <w:rFonts w:ascii="Arial" w:hAnsi="Arial"/>
-          <w:b w:val="false"/>
-          <w:i w:val="false"/>
-          <w:color w:val="000000"/>
-          <w:sz w:val="24"/>
-        </w:rPr>
-        <w:t>reprezinta</w:t>
-      </w:r>
-      <w:r>
-        <w:rPr>
-          <w:rFonts w:ascii="Arial" w:hAnsi="Arial"/>
-          <w:b w:val="false"/>
-          <w:i w:val="false"/>
-          <w:color w:val="000000"/>
-          <w:sz w:val="24"/>
-        </w:rPr>
-        <w:t xml:space="preserve"> o </w:t>
-      </w:r>
-      <w:r>
-        <w:rPr>
-          <w:rFonts w:ascii="Arial" w:hAnsi="Arial"/>
-          <w:b w:val="false"/>
-          <w:i w:val="false"/>
-          <w:color w:val="000000"/>
-          <w:sz w:val="24"/>
-        </w:rPr>
-        <w:t>solicitare</w:t>
-      </w:r>
-      <w:r>
-        <w:rPr>
-          <w:rFonts w:ascii="Arial" w:hAnsi="Arial"/>
-          <w:b w:val="false"/>
-          <w:i w:val="false"/>
-          <w:color w:val="000000"/>
-          <w:sz w:val="24"/>
-        </w:rPr>
-        <w:t xml:space="preserve"> </w:t>
-      </w:r>
-      <w:r>
-        <w:rPr>
-          <w:rFonts w:ascii="Arial" w:hAnsi="Arial"/>
-          <w:b w:val="false"/>
-          <w:i w:val="false"/>
-          <w:color w:val="000000"/>
-          <w:sz w:val="24"/>
-        </w:rPr>
-        <w:t>legitima</w:t>
-      </w:r>
-      <w:r>
-        <w:rPr>
-          <w:rFonts w:ascii="Arial" w:hAnsi="Arial"/>
-          <w:b w:val="false"/>
-          <w:i w:val="false"/>
-          <w:color w:val="000000"/>
-          <w:sz w:val="24"/>
-        </w:rPr>
-        <w:t xml:space="preserve">, </w:t>
-      </w:r>
-      <w:r>
-        <w:rPr>
-          <w:rFonts w:ascii="Arial" w:hAnsi="Arial"/>
-          <w:b w:val="false"/>
-          <w:i w:val="false"/>
-          <w:color w:val="000000"/>
-          <w:sz w:val="24"/>
-        </w:rPr>
-        <w:t>adresata</w:t>
-      </w:r>
-      <w:r>
-        <w:rPr>
-          <w:rFonts w:ascii="Arial" w:hAnsi="Arial"/>
-          <w:b w:val="false"/>
-          <w:i w:val="false"/>
-          <w:color w:val="000000"/>
-          <w:sz w:val="24"/>
-        </w:rPr>
-        <w:t xml:space="preserve"> </w:t>
-      </w:r>
-      <w:r>
-        <w:rPr>
-          <w:rFonts w:ascii="Arial" w:hAnsi="Arial"/>
-          <w:b w:val="false"/>
-          <w:i w:val="false"/>
-          <w:color w:val="000000"/>
-          <w:sz w:val="24"/>
-        </w:rPr>
-        <w:t>conducerii</w:t>
-      </w:r>
-      <w:r>
-        <w:rPr>
-          <w:rFonts w:ascii="Arial" w:hAnsi="Arial"/>
-          <w:b w:val="false"/>
-          <w:i w:val="false"/>
-          <w:color w:val="000000"/>
-          <w:sz w:val="24"/>
-        </w:rPr>
-        <w:t xml:space="preserve">, in </w:t>
-      </w:r>
-      <w:r>
-        <w:rPr>
-          <w:rFonts w:ascii="Arial" w:hAnsi="Arial"/>
-          <w:b w:val="false"/>
-          <w:i w:val="false"/>
-          <w:color w:val="000000"/>
-          <w:sz w:val="24"/>
-        </w:rPr>
-        <w:t>vederea</w:t>
-      </w:r>
-      <w:r>
-        <w:rPr>
-          <w:rFonts w:ascii="Arial" w:hAnsi="Arial"/>
-          <w:b w:val="false"/>
-          <w:i w:val="false"/>
-          <w:color w:val="000000"/>
-          <w:sz w:val="24"/>
-        </w:rPr>
-        <w:t xml:space="preserve"> </w:t>
-      </w:r>
-      <w:r>
-        <w:rPr>
-          <w:rFonts w:ascii="Arial" w:hAnsi="Arial"/>
-          <w:b w:val="false"/>
-          <w:i w:val="false"/>
-          <w:color w:val="000000"/>
-          <w:sz w:val="24"/>
-        </w:rPr>
-        <w:t>analizarii</w:t>
-      </w:r>
-      <w:r>
-        <w:rPr>
-          <w:rFonts w:ascii="Arial" w:hAnsi="Arial"/>
-          <w:b w:val="false"/>
-          <w:i w:val="false"/>
-          <w:color w:val="000000"/>
-          <w:sz w:val="24"/>
-        </w:rPr>
-        <w:t xml:space="preserve"> </w:t>
-      </w:r>
-      <w:r>
-        <w:rPr>
-          <w:rFonts w:ascii="Arial" w:hAnsi="Arial"/>
-          <w:b w:val="false"/>
-          <w:i w:val="false"/>
-          <w:color w:val="000000"/>
-          <w:sz w:val="24"/>
-        </w:rPr>
-        <w:t>si</w:t>
-      </w:r>
-      <w:r>
-        <w:rPr>
-          <w:rFonts w:ascii="Arial" w:hAnsi="Arial"/>
-          <w:b w:val="false"/>
-          <w:i w:val="false"/>
-          <w:color w:val="000000"/>
-          <w:sz w:val="24"/>
-        </w:rPr>
-        <w:t xml:space="preserve"> </w:t>
-      </w:r>
-      <w:r>
-        <w:rPr>
-          <w:rFonts w:ascii="Arial" w:hAnsi="Arial"/>
-          <w:b w:val="false"/>
-          <w:i w:val="false"/>
-          <w:color w:val="000000"/>
-          <w:sz w:val="24"/>
-        </w:rPr>
-        <w:t>aprobarii</w:t>
-      </w:r>
-      <w:r>
-        <w:rPr>
-          <w:rFonts w:ascii="Arial" w:hAnsi="Arial"/>
-          <w:b w:val="false"/>
-          <w:i w:val="false"/>
-          <w:color w:val="000000"/>
-          <w:sz w:val="24"/>
-        </w:rPr>
-        <w:t xml:space="preserve"> </w:t>
-      </w:r>
-      <w:r>
-        <w:rPr>
-          <w:rFonts w:ascii="Arial" w:hAnsi="Arial"/>
-          <w:b w:val="false"/>
-          <w:i w:val="false"/>
-          <w:color w:val="000000"/>
-          <w:sz w:val="24"/>
-        </w:rPr>
-        <w:t>acesteia.</w:t>
+          <w:rFonts w:ascii="Calibri" w:hAnsi="Calibri"/>
+          <w:b w:val="false"/>
+          <w:i w:val="false"/>
+          <w:color w:val="000000"/>
+          <w:sz w:val="24"/>
+        </w:rPr>
+        <w:t xml:space="preserve"> </w:t>
+      </w:r>
+      <w:r>
+        <w:rPr>
+          <w:rFonts w:ascii="Calibri" w:hAnsi="Calibri"/>
+          <w:b w:val="false"/>
+          <w:i w:val="false"/>
+          <w:color w:val="000000"/>
+          <w:sz w:val="24"/>
+        </w:rPr>
+        <w:t>pentru</w:t>
+      </w:r>
+      <w:r>
+        <w:rPr>
+          <w:rFonts w:ascii="Calibri" w:hAnsi="Calibri"/>
+          <w:b w:val="false"/>
+          <w:i w:val="false"/>
+          <w:color w:val="000000"/>
+          <w:sz w:val="24"/>
+        </w:rPr>
+        <w:t xml:space="preserve"> </w:t>
+      </w:r>
+      <w:r>
+        <w:rPr>
+          <w:rFonts w:ascii="Calibri" w:hAnsi="Calibri"/>
+          <w:b w:val="false"/>
+          <w:i w:val="false"/>
+          <w:color w:val="000000"/>
+          <w:sz w:val="24"/>
+        </w:rPr>
+        <w:t>intelegere.</w:t>
       </w:r>
     </w:p>
     <w:p>
       <w:pPr>
         <w:spacing w:before="288" w:after="227" w:line="276"/>
-        <w:ind w:left="687"/>
+        <w:ind w:left="801"/>
         <w:jc w:val="left"/>
       </w:pPr>
       <w:r>
@@ -2009,287 +2129,140 @@
           <w:color w:val="000000"/>
           <w:sz w:val="24"/>
         </w:rPr>
-        <w:t xml:space="preserve">Va </w:t>
-      </w:r>
-      <w:r>
-        <w:rPr>
-          <w:rFonts w:ascii="Calibri" w:hAnsi="Calibri"/>
-          <w:b w:val="false"/>
-          <w:i w:val="false"/>
-          <w:color w:val="000000"/>
-          <w:sz w:val="24"/>
-        </w:rPr>
-        <w:t>multumesc</w:t>
-      </w:r>
-      <w:r>
-        <w:rPr>
-          <w:rFonts w:ascii="Calibri" w:hAnsi="Calibri"/>
-          <w:b w:val="false"/>
-          <w:i w:val="false"/>
-          <w:color w:val="000000"/>
-          <w:sz w:val="24"/>
-        </w:rPr>
-        <w:t xml:space="preserve"> </w:t>
-      </w:r>
-      <w:r>
-        <w:rPr>
-          <w:rFonts w:ascii="Calibri" w:hAnsi="Calibri"/>
-          <w:b w:val="false"/>
-          <w:i w:val="false"/>
-          <w:color w:val="000000"/>
-          <w:sz w:val="24"/>
-        </w:rPr>
-        <w:t>pentru</w:t>
-      </w:r>
-      <w:r>
-        <w:rPr>
-          <w:rFonts w:ascii="Calibri" w:hAnsi="Calibri"/>
-          <w:b w:val="false"/>
-          <w:i w:val="false"/>
-          <w:color w:val="000000"/>
-          <w:sz w:val="24"/>
-        </w:rPr>
-        <w:t xml:space="preserve"> </w:t>
-      </w:r>
-      <w:r>
-        <w:rPr>
-          <w:rFonts w:ascii="Calibri" w:hAnsi="Calibri"/>
-          <w:b w:val="false"/>
-          <w:i w:val="false"/>
-          <w:color w:val="000000"/>
-          <w:sz w:val="24"/>
-        </w:rPr>
-        <w:t>timpul</w:t>
-      </w:r>
-      <w:r>
-        <w:rPr>
-          <w:rFonts w:ascii="Calibri" w:hAnsi="Calibri"/>
-          <w:b w:val="false"/>
-          <w:i w:val="false"/>
-          <w:color w:val="000000"/>
-          <w:sz w:val="24"/>
-        </w:rPr>
-        <w:t xml:space="preserve"> </w:t>
-      </w:r>
-      <w:r>
-        <w:rPr>
-          <w:rFonts w:ascii="Calibri" w:hAnsi="Calibri"/>
-          <w:b w:val="false"/>
-          <w:i w:val="false"/>
-          <w:color w:val="000000"/>
-          <w:sz w:val="24"/>
-        </w:rPr>
-        <w:t>acordat</w:t>
-      </w:r>
-      <w:r>
-        <w:rPr>
-          <w:rFonts w:ascii="Calibri" w:hAnsi="Calibri"/>
-          <w:b w:val="false"/>
-          <w:i w:val="false"/>
-          <w:color w:val="000000"/>
-          <w:sz w:val="24"/>
-        </w:rPr>
-        <w:t xml:space="preserve"> </w:t>
-      </w:r>
-      <w:r>
-        <w:rPr>
-          <w:rFonts w:ascii="Calibri" w:hAnsi="Calibri"/>
-          <w:b w:val="false"/>
-          <w:i w:val="false"/>
-          <w:color w:val="000000"/>
-          <w:sz w:val="24"/>
-        </w:rPr>
-        <w:t>si</w:t>
-      </w:r>
-      <w:r>
-        <w:rPr>
-          <w:rFonts w:ascii="Calibri" w:hAnsi="Calibri"/>
-          <w:b w:val="false"/>
-          <w:i w:val="false"/>
-          <w:color w:val="000000"/>
-          <w:sz w:val="24"/>
-        </w:rPr>
-        <w:t xml:space="preserve"> </w:t>
-      </w:r>
-      <w:r>
-        <w:rPr>
-          <w:rFonts w:ascii="Calibri" w:hAnsi="Calibri"/>
-          <w:b w:val="false"/>
-          <w:i w:val="false"/>
-          <w:color w:val="000000"/>
-          <w:sz w:val="24"/>
-        </w:rPr>
-        <w:t>pentru</w:t>
-      </w:r>
-      <w:r>
-        <w:rPr>
-          <w:rFonts w:ascii="Calibri" w:hAnsi="Calibri"/>
-          <w:b w:val="false"/>
-          <w:i w:val="false"/>
-          <w:color w:val="000000"/>
-          <w:sz w:val="24"/>
-        </w:rPr>
-        <w:t xml:space="preserve"> </w:t>
-      </w:r>
-      <w:r>
-        <w:rPr>
-          <w:rFonts w:ascii="Calibri" w:hAnsi="Calibri"/>
-          <w:b w:val="false"/>
-          <w:i w:val="false"/>
-          <w:color w:val="000000"/>
-          <w:sz w:val="24"/>
-        </w:rPr>
-        <w:t>intelegere.</w:t>
+        <w:t>Nume</w:t>
+      </w:r>
+      <w:r>
+        <w:rPr>
+          <w:rFonts w:ascii="Calibri" w:hAnsi="Calibri"/>
+          <w:b w:val="false"/>
+          <w:i w:val="false"/>
+          <w:color w:val="000000"/>
+          <w:sz w:val="24"/>
+        </w:rPr>
+        <w:t xml:space="preserve"> </w:t>
+      </w:r>
+      <w:r>
+        <w:rPr>
+          <w:rFonts w:ascii="Calibri" w:hAnsi="Calibri"/>
+          <w:b w:val="false"/>
+          <w:i w:val="false"/>
+          <w:color w:val="000000"/>
+          <w:sz w:val="24"/>
+        </w:rPr>
+        <w:t>și</w:t>
+      </w:r>
+      <w:r>
+        <w:rPr>
+          <w:rFonts w:ascii="Calibri" w:hAnsi="Calibri"/>
+          <w:b w:val="false"/>
+          <w:i w:val="false"/>
+          <w:color w:val="000000"/>
+          <w:sz w:val="24"/>
+        </w:rPr>
+        <w:t xml:space="preserve"> </w:t>
+      </w:r>
+      <w:r>
+        <w:rPr>
+          <w:rFonts w:ascii="Calibri" w:hAnsi="Calibri"/>
+          <w:b w:val="false"/>
+          <w:i w:val="false"/>
+          <w:color w:val="000000"/>
+          <w:sz w:val="24"/>
+        </w:rPr>
+        <w:t>prenume</w:t>
+      </w:r>
+      <w:r>
+        <w:rPr>
+          <w:rFonts w:ascii="Calibri" w:hAnsi="Calibri"/>
+          <w:b w:val="false"/>
+          <w:i w:val="false"/>
+          <w:color w:val="000000"/>
+          <w:sz w:val="24"/>
+        </w:rPr>
+        <w:t xml:space="preserve">: </w:t>
+      </w:r>
+      <w:r>
+        <w:rPr>
+          <w:rFonts w:ascii="Calibri" w:hAnsi="Calibri"/>
+          <w:b/>
+          <w:i w:val="false"/>
+          <w:color w:val="000000"/>
+          <w:sz w:val="24"/>
+        </w:rPr>
+        <w:t xml:space="preserve"> {{ </w:t>
+      </w:r>
+      <w:r>
+        <w:rPr>
+          <w:rFonts w:ascii="Calibri" w:hAnsi="Calibri"/>
+          <w:b/>
+          <w:i w:val="false"/>
+          <w:color w:val="000000"/>
+          <w:sz w:val="24"/>
+        </w:rPr>
+        <w:t>firstName</w:t>
+      </w:r>
+      <w:r>
+        <w:rPr>
+          <w:rFonts w:ascii="Calibri" w:hAnsi="Calibri"/>
+          <w:b/>
+          <w:i w:val="false"/>
+          <w:color w:val="000000"/>
+          <w:sz w:val="24"/>
+        </w:rPr>
+        <w:t xml:space="preserve"> }} </w:t>
+      </w:r>
+      <w:r>
+        <w:rPr>
+          <w:rFonts w:ascii="Calibri" w:hAnsi="Calibri"/>
+          <w:b/>
+          <w:i w:val="false"/>
+          <w:color w:val="000000"/>
+          <w:sz w:val="24"/>
+        </w:rPr>
+        <w:t xml:space="preserve">{{ </w:t>
+      </w:r>
+      <w:r>
+        <w:rPr>
+          <w:rFonts w:ascii="Calibri" w:hAnsi="Calibri"/>
+          <w:b/>
+          <w:i w:val="false"/>
+          <w:color w:val="000000"/>
+          <w:sz w:val="24"/>
+        </w:rPr>
+        <w:t>lastName</w:t>
+      </w:r>
+      <w:r>
+        <w:rPr>
+          <w:rFonts w:ascii="Calibri" w:hAnsi="Calibri"/>
+          <w:b/>
+          <w:i w:val="false"/>
+          <w:color w:val="000000"/>
+          <w:sz w:val="24"/>
+        </w:rPr>
+        <w:t xml:space="preserve"> }}</w:t>
       </w:r>
     </w:p>
     <w:p>
       <w:pPr>
         <w:spacing w:before="288" w:after="227" w:line="276"/>
-        <w:ind w:left="687"/>
+        <w:ind w:left="801"/>
         <w:jc w:val="left"/>
       </w:pPr>
       <w:r>
         <w:rPr>
-          <w:rFonts w:ascii="Calibri" w:hAnsi="Calibri"/>
-          <w:b w:val="false"/>
-          <w:i w:val="false"/>
-          <w:color w:val="000000"/>
-          <w:sz w:val="24"/>
-        </w:rPr>
-        <w:t>Nume</w:t>
-      </w:r>
-      <w:r>
-        <w:rPr>
-          <w:rFonts w:ascii="Calibri" w:hAnsi="Calibri"/>
-          <w:b w:val="false"/>
-          <w:i w:val="false"/>
-          <w:color w:val="000000"/>
-          <w:sz w:val="24"/>
-        </w:rPr>
-        <w:t xml:space="preserve"> </w:t>
-      </w:r>
-      <w:r>
-        <w:rPr>
-          <w:rFonts w:ascii="Calibri" w:hAnsi="Calibri"/>
-          <w:b w:val="false"/>
-          <w:i w:val="false"/>
-          <w:color w:val="000000"/>
-          <w:sz w:val="24"/>
-        </w:rPr>
-        <w:t>și</w:t>
-      </w:r>
-      <w:r>
-        <w:rPr>
-          <w:rFonts w:ascii="Calibri" w:hAnsi="Calibri"/>
-          <w:b w:val="false"/>
-          <w:i w:val="false"/>
-          <w:color w:val="000000"/>
-          <w:sz w:val="24"/>
-        </w:rPr>
-        <w:t xml:space="preserve"> </w:t>
-      </w:r>
-      <w:r>
-        <w:rPr>
-          <w:rFonts w:ascii="Calibri" w:hAnsi="Calibri"/>
-          <w:b w:val="false"/>
-          <w:i w:val="false"/>
-          <w:color w:val="000000"/>
-          <w:sz w:val="24"/>
-        </w:rPr>
-        <w:t>prenume</w:t>
-      </w:r>
-      <w:r>
-        <w:rPr>
-          <w:rFonts w:ascii="Calibri" w:hAnsi="Calibri"/>
-          <w:b w:val="false"/>
-          <w:i w:val="false"/>
-          <w:color w:val="000000"/>
-          <w:sz w:val="24"/>
-        </w:rPr>
-        <w:t xml:space="preserve">: </w:t>
-      </w:r>
-      <w:r>
-        <w:rPr>
-          <w:rFonts w:ascii="Calibri" w:hAnsi="Calibri"/>
-          <w:b/>
-          <w:i w:val="false"/>
-          <w:color w:val="000000"/>
-          <w:sz w:val="24"/>
-        </w:rPr>
-        <w:t xml:space="preserve"> {{ </w:t>
-      </w:r>
-      <w:r>
-        <w:rPr>
-          <w:rFonts w:ascii="Calibri" w:hAnsi="Calibri"/>
-          <w:b/>
-          <w:i w:val="false"/>
-          <w:color w:val="000000"/>
-          <w:sz w:val="24"/>
-        </w:rPr>
-        <w:t>firstName</w:t>
-      </w:r>
-      <w:r>
-        <w:rPr>
-          <w:rFonts w:ascii="Calibri" w:hAnsi="Calibri"/>
-          <w:b/>
-          <w:i w:val="false"/>
-          <w:color w:val="000000"/>
-          <w:sz w:val="24"/>
-        </w:rPr>
-        <w:t xml:space="preserve"> }} </w:t>
-      </w:r>
-      <w:r>
-        <w:rPr>
-          <w:rFonts w:ascii="Calibri" w:hAnsi="Calibri"/>
-          <w:b/>
-          <w:i w:val="false"/>
-          <w:color w:val="000000"/>
-          <w:sz w:val="24"/>
-        </w:rPr>
-        <w:t xml:space="preserve">{{ </w:t>
-      </w:r>
-      <w:r>
-        <w:rPr>
-          <w:rFonts w:ascii="Calibri" w:hAnsi="Calibri"/>
-          <w:b/>
-          <w:i w:val="false"/>
-          <w:color w:val="000000"/>
-          <w:sz w:val="24"/>
-        </w:rPr>
-        <w:t>lastName</w:t>
-      </w:r>
-      <w:r>
-        <w:rPr>
-          <w:rFonts w:ascii="Calibri" w:hAnsi="Calibri"/>
-          <w:b/>
-          <w:i w:val="false"/>
-          <w:color w:val="000000"/>
-          <w:sz w:val="24"/>
-        </w:rPr>
-        <w:t xml:space="preserve"> }}</w:t>
+          <w:rFonts w:ascii="Times New Roman" w:hAnsi="Times New Roman"/>
+          <w:b w:val="false"/>
+          <w:i w:val="false"/>
+          <w:color w:val="000000"/>
+          <w:sz w:val="22"/>
+        </w:rPr>
+        <w:t> </w:t>
       </w:r>
     </w:p>
     <w:p>
       <w:pPr>
         <w:spacing w:before="288" w:after="227" w:line="276"/>
-        <w:ind w:left="687"/>
-        <w:jc w:val="left"/>
-      </w:pPr>
-      <w:r>
-        <w:rPr>
-          <w:rFonts w:ascii="Times New Roman" w:hAnsi="Times New Roman"/>
-          <w:b w:val="false"/>
-          <w:i w:val="false"/>
-          <w:color w:val="000000"/>
-          <w:sz w:val="22"/>
-        </w:rPr>
-        <w:t> </w:t>
-      </w:r>
-    </w:p>
-    <w:p>
-      <w:pPr>
-        <w:spacing w:before="288" w:after="227" w:line="276"/>
-        <w:ind w:left="687"/>
+        <w:ind w:left="801"/>
         <w:jc w:val="left"/>
       </w:pPr>
       <w:r>
@@ -2312,11 +2285,11 @@
 </file>
 
 <file path=word/numbering.xml><?xml version="1.0" encoding="utf-8"?>
-<w:numbering xmlns:w="http://schemas.openxmlformats.org/wordprocessingml/2006/main" xmlns:m="http://schemas.openxmlformats.org/officeDocument/2006/math" xmlns:w14="http://schemas.microsoft.com/office/word/2010/wordml" xmlns:r="http://schemas.openxmlformats.org/officeDocument/2006/relationships" xmlns:wp="http://schemas.openxmlformats.org/drawingml/2006/wordprocessingDrawing" xmlns:a="http://schemas.openxmlformats.org/drawingml/2006/main" xmlns:wp14="http://schemas.microsoft.com/office/word/2010/wordprocessingDrawing" xmlns:w15="http://schemas.microsoft.com/office/word/2012/wordml" xmlns:mc="http://schemas.openxmlformats.org/markup-compatibility/2006" xmlns:a14="http://schemas.microsoft.com/office/drawing/2010/main" xmlns:sl="http://schemas.openxmlformats.org/schemaLibrary/2006/main" xmlns:wne="http://schemas.microsoft.com/office/word/2006/wordml" xmlns:c="http://schemas.openxmlformats.org/drawingml/2006/chart" xmlns:cdr="http://schemas.openxmlformats.org/drawingml/2006/chartDrawing" xmlns:c14="http://schemas.microsoft.com/office/drawing/2007/8/2/chart" xmlns:dgm="http://schemas.openxmlformats.org/drawingml/2006/diagram" xmlns:pic="http://schemas.openxmlformats.org/drawingml/2006/picture" xmlns:xdr="http://schemas.openxmlformats.org/drawingml/2006/spreadsheetDrawing" xmlns:dsp="http://schemas.microsoft.com/office/drawing/2008/diagram" xmlns:xvml="urn:schemas-microsoft-com:office:excel" xmlns:o="urn:schemas-microsoft-com:office:office" xmlns:v="urn:schemas-microsoft-com:vml" xmlns:w10="urn:schemas-microsoft-com:office:word" xmlns:pvml="urn:schemas-microsoft-com:office:powerpoint" xmlns:cppr="http://schemas.microsoft.com/office/2006/coverPageProps" xmlns:odx="http://opendope.org/xpaths" xmlns:odc="http://opendope.org/conditions" xmlns:odq="http://opendope.org/questions" xmlns:oda="http://opendope.org/answers" xmlns:odi="http://opendope.org/components" xmlns:odgm="http://opendope.org/SmartArt/DataHierarchy" xmlns:b="http://schemas.openxmlformats.org/officeDocument/2006/bibliography" xmlns:msink="http://schemas.microsoft.com/ink/2010/main" xmlns:cdr14="http://schemas.microsoft.com/office/drawing/2010/chartDrawing" xmlns:c15="http://schemas.microsoft.com/office/drawing/2012/chart" xmlns:cs="http://schemas.microsoft.com/office/drawing/2012/chartStyle" xmlns:ns38="http://www.w3.org/1998/Math/MathML" xmlns:ns39="http://www.w3.org/2003/InkML" xmlns:a13cmd="http://schemas.microsoft.com/office/drawing/2013/main/command" xmlns:cx="http://schemas.microsoft.com/office/drawing/2014/chartex" xmlns:c16="http://schemas.microsoft.com/office/drawing/2014/chart" xmlns:dgm1611="http://schemas.microsoft.com/office/drawing/2016/11/diagram" xmlns:c173="http://schemas.microsoft.com/office/drawing/2017/03/chart" xmlns:am3d="http://schemas.microsoft.com/office/drawing/2017/model3d" xmlns:an18="http://schemas.microsoft.com/office/drawing/2018/animation" xmlns:anam3d="http://schemas.microsoft.com/office/drawing/2018/animation/model3d" xmlns:iact="http://schemas.microsoft.com/office/powerpoint/2014/inkAction" xmlns:thm15="http://schemas.microsoft.com/office/thememl/2012/main" xmlns:wps="http://schemas.microsoft.com/office/word/2010/wordprocessingShape" xmlns:wpc="http://schemas.microsoft.com/office/word/2010/wordprocessingCanvas" xmlns:wpg="http://schemas.microsoft.com/office/word/2010/wordprocessingGroup" xmlns:w16se="http://schemas.microsoft.com/office/word/2015/wordml/symex" xmlns:w16cid="http://schemas.microsoft.com/office/word/2016/wordml/cid" xmlns:wetp="http://schemas.microsoft.com/office/webextensions/taskpanes/2010/11" xmlns:we="http://schemas.microsoft.com/office/webextensions/webextension/2010/11" xmlns:comp="http://schemas.openxmlformats.org/drawingml/2006/compatibility" xmlns:lc="http://schemas.openxmlformats.org/drawingml/2006/lockedCanvas" xmlns:dgm14="http://schemas.microsoft.com/office/drawing/2010/diagram" xmlns:a15="http://schemas.microsoft.com/office/drawing/2012/main" xmlns:pic14="http://schemas.microsoft.com/office/drawing/2010/picture" xmlns:c16ac="http://schemas.microsoft.com/office/drawing/2014/chart/ac" xmlns:a16="http://schemas.microsoft.com/office/drawing/2014/main" xmlns:a1611="http://schemas.microsoft.com/office/drawing/2016/11/main" xmlns:dgm1612="http://schemas.microsoft.com/office/drawing/2016/12/diagram" xmlns:a16svg="http://schemas.microsoft.com/office/drawing/2016/SVG/main" xmlns:adec="http://schemas.microsoft.com/office/drawing/2017/decorative" xmlns:a18hc="http://schemas.microsoft.com/office/drawing/2018/hyperlinkcolor" xmlns:wp15="http://schemas.microsoft.com/office/word/2012/wordprocessingDrawing"/>
+<w:numbering xmlns:w="http://schemas.openxmlformats.org/wordprocessingml/2006/main" xmlns:m="http://schemas.openxmlformats.org/officeDocument/2006/math" xmlns:w14="http://schemas.microsoft.com/office/word/2010/wordml" xmlns:r="http://schemas.openxmlformats.org/officeDocument/2006/relationships" xmlns:wp="http://schemas.openxmlformats.org/drawingml/2006/wordprocessingDrawing" xmlns:a="http://schemas.openxmlformats.org/drawingml/2006/main" xmlns:wp14="http://schemas.microsoft.com/office/word/2010/wordprocessingDrawing" xmlns:w15="http://schemas.microsoft.com/office/word/2012/wordml" xmlns:mc="http://schemas.openxmlformats.org/markup-compatibility/2006" xmlns:a14="http://schemas.microsoft.com/office/drawing/2010/main" xmlns:sl="http://schemas.openxmlformats.org/schemaLibrary/2006/main" xmlns:wne="http://schemas.microsoft.com/office/word/2006/wordml" xmlns:cdr="http://schemas.openxmlformats.org/drawingml/2006/chartDrawing" xmlns:c="http://schemas.openxmlformats.org/drawingml/2006/chart" xmlns:c14="http://schemas.microsoft.com/office/drawing/2007/8/2/chart" xmlns:dgm="http://schemas.openxmlformats.org/drawingml/2006/diagram" xmlns:pic="http://schemas.openxmlformats.org/drawingml/2006/picture" xmlns:xdr="http://schemas.openxmlformats.org/drawingml/2006/spreadsheetDrawing" xmlns:dsp="http://schemas.microsoft.com/office/drawing/2008/diagram" xmlns:xvml="urn:schemas-microsoft-com:office:excel" xmlns:o="urn:schemas-microsoft-com:office:office" xmlns:v="urn:schemas-microsoft-com:vml" xmlns:w10="urn:schemas-microsoft-com:office:word" xmlns:pvml="urn:schemas-microsoft-com:office:powerpoint" xmlns:cppr="http://schemas.microsoft.com/office/2006/coverPageProps" xmlns:odx="http://opendope.org/xpaths" xmlns:odc="http://opendope.org/conditions" xmlns:odq="http://opendope.org/questions" xmlns:oda="http://opendope.org/answers" xmlns:odi="http://opendope.org/components" xmlns:odgm="http://opendope.org/SmartArt/DataHierarchy" xmlns:b="http://schemas.openxmlformats.org/officeDocument/2006/bibliography" xmlns:msink="http://schemas.microsoft.com/ink/2010/main" xmlns:cdr14="http://schemas.microsoft.com/office/drawing/2010/chartDrawing" xmlns:c15="http://schemas.microsoft.com/office/drawing/2012/chart" xmlns:cs="http://schemas.microsoft.com/office/drawing/2012/chartStyle" xmlns:ns38="http://www.w3.org/1998/Math/MathML" xmlns:ns39="http://www.w3.org/2003/InkML" xmlns:a13cmd="http://schemas.microsoft.com/office/drawing/2013/main/command" xmlns:cx="http://schemas.microsoft.com/office/drawing/2014/chartex" xmlns:c16="http://schemas.microsoft.com/office/drawing/2014/chart" xmlns:dgm1611="http://schemas.microsoft.com/office/drawing/2016/11/diagram" xmlns:c173="http://schemas.microsoft.com/office/drawing/2017/03/chart" xmlns:am3d="http://schemas.microsoft.com/office/drawing/2017/model3d" xmlns:an18="http://schemas.microsoft.com/office/drawing/2018/animation" xmlns:anam3d="http://schemas.microsoft.com/office/drawing/2018/animation/model3d" xmlns:iact="http://schemas.microsoft.com/office/powerpoint/2014/inkAction" xmlns:thm15="http://schemas.microsoft.com/office/thememl/2012/main" xmlns:wps="http://schemas.microsoft.com/office/word/2010/wordprocessingShape" xmlns:wpc="http://schemas.microsoft.com/office/word/2010/wordprocessingCanvas" xmlns:wpg="http://schemas.microsoft.com/office/word/2010/wordprocessingGroup" xmlns:w16se="http://schemas.microsoft.com/office/word/2015/wordml/symex" xmlns:w16cid="http://schemas.microsoft.com/office/word/2016/wordml/cid" xmlns:wetp="http://schemas.microsoft.com/office/webextensions/taskpanes/2010/11" xmlns:we="http://schemas.microsoft.com/office/webextensions/webextension/2010/11" xmlns:comp="http://schemas.openxmlformats.org/drawingml/2006/compatibility" xmlns:lc="http://schemas.openxmlformats.org/drawingml/2006/lockedCanvas" xmlns:dgm14="http://schemas.microsoft.com/office/drawing/2010/diagram" xmlns:a15="http://schemas.microsoft.com/office/drawing/2012/main" xmlns:pic14="http://schemas.microsoft.com/office/drawing/2010/picture" xmlns:c16ac="http://schemas.microsoft.com/office/drawing/2014/chart/ac" xmlns:a16="http://schemas.microsoft.com/office/drawing/2014/main" xmlns:a1611="http://schemas.microsoft.com/office/drawing/2016/11/main" xmlns:dgm1612="http://schemas.microsoft.com/office/drawing/2016/12/diagram" xmlns:a16svg="http://schemas.microsoft.com/office/drawing/2016/SVG/main" xmlns:adec="http://schemas.microsoft.com/office/drawing/2017/decorative" xmlns:a18hc="http://schemas.microsoft.com/office/drawing/2018/hyperlinkcolor" xmlns:wp15="http://schemas.microsoft.com/office/word/2012/wordprocessingDrawing"/>
 </file>
 
 <file path=word/styles.xml><?xml version="1.0" encoding="utf-8"?>
-<w:styles xmlns:w="http://schemas.openxmlformats.org/wordprocessingml/2006/main" xmlns:m="http://schemas.openxmlformats.org/officeDocument/2006/math" xmlns:w14="http://schemas.microsoft.com/office/word/2010/wordml" xmlns:r="http://schemas.openxmlformats.org/officeDocument/2006/relationships" xmlns:wp="http://schemas.openxmlformats.org/drawingml/2006/wordprocessingDrawing" xmlns:a="http://schemas.openxmlformats.org/drawingml/2006/main" xmlns:wp14="http://schemas.microsoft.com/office/word/2010/wordprocessingDrawing" xmlns:w15="http://schemas.microsoft.com/office/word/2012/wordml" xmlns:mc="http://schemas.openxmlformats.org/markup-compatibility/2006" xmlns:a14="http://schemas.microsoft.com/office/drawing/2010/main" xmlns:sl="http://schemas.openxmlformats.org/schemaLibrary/2006/main" xmlns:wne="http://schemas.microsoft.com/office/word/2006/wordml" xmlns:c="http://schemas.openxmlformats.org/drawingml/2006/chart" xmlns:cdr="http://schemas.openxmlformats.org/drawingml/2006/chartDrawing" xmlns:c14="http://schemas.microsoft.com/office/drawing/2007/8/2/chart" xmlns:dgm="http://schemas.openxmlformats.org/drawingml/2006/diagram" xmlns:pic="http://schemas.openxmlformats.org/drawingml/2006/picture" xmlns:xdr="http://schemas.openxmlformats.org/drawingml/2006/spreadsheetDrawing" xmlns:dsp="http://schemas.microsoft.com/office/drawing/2008/diagram" xmlns:xvml="urn:schemas-microsoft-com:office:excel" xmlns:o="urn:schemas-microsoft-com:office:office" xmlns:v="urn:schemas-microsoft-com:vml" xmlns:w10="urn:schemas-microsoft-com:office:word" xmlns:pvml="urn:schemas-microsoft-com:office:powerpoint" xmlns:cppr="http://schemas.microsoft.com/office/2006/coverPageProps" xmlns:odx="http://opendope.org/xpaths" xmlns:odc="http://opendope.org/conditions" xmlns:odq="http://opendope.org/questions" xmlns:oda="http://opendope.org/answers" xmlns:odi="http://opendope.org/components" xmlns:odgm="http://opendope.org/SmartArt/DataHierarchy" xmlns:b="http://schemas.openxmlformats.org/officeDocument/2006/bibliography" xmlns:msink="http://schemas.microsoft.com/ink/2010/main" xmlns:cdr14="http://schemas.microsoft.com/office/drawing/2010/chartDrawing" xmlns:c15="http://schemas.microsoft.com/office/drawing/2012/chart" xmlns:cs="http://schemas.microsoft.com/office/drawing/2012/chartStyle" xmlns:ns38="http://www.w3.org/1998/Math/MathML" xmlns:ns39="http://www.w3.org/2003/InkML" xmlns:a13cmd="http://schemas.microsoft.com/office/drawing/2013/main/command" xmlns:cx="http://schemas.microsoft.com/office/drawing/2014/chartex" xmlns:c16="http://schemas.microsoft.com/office/drawing/2014/chart" xmlns:dgm1611="http://schemas.microsoft.com/office/drawing/2016/11/diagram" xmlns:c173="http://schemas.microsoft.com/office/drawing/2017/03/chart" xmlns:am3d="http://schemas.microsoft.com/office/drawing/2017/model3d" xmlns:an18="http://schemas.microsoft.com/office/drawing/2018/animation" xmlns:anam3d="http://schemas.microsoft.com/office/drawing/2018/animation/model3d" xmlns:iact="http://schemas.microsoft.com/office/powerpoint/2014/inkAction" xmlns:thm15="http://schemas.microsoft.com/office/thememl/2012/main" xmlns:wps="http://schemas.microsoft.com/office/word/2010/wordprocessingShape" xmlns:wpc="http://schemas.microsoft.com/office/word/2010/wordprocessingCanvas" xmlns:wpg="http://schemas.microsoft.com/office/word/2010/wordprocessingGroup" xmlns:w16se="http://schemas.microsoft.com/office/word/2015/wordml/symex" xmlns:w16cid="http://schemas.microsoft.com/office/word/2016/wordml/cid" xmlns:wetp="http://schemas.microsoft.com/office/webextensions/taskpanes/2010/11" xmlns:we="http://schemas.microsoft.com/office/webextensions/webextension/2010/11" xmlns:comp="http://schemas.openxmlformats.org/drawingml/2006/compatibility" xmlns:lc="http://schemas.openxmlformats.org/drawingml/2006/lockedCanvas" xmlns:dgm14="http://schemas.microsoft.com/office/drawing/2010/diagram" xmlns:a15="http://schemas.microsoft.com/office/drawing/2012/main" xmlns:pic14="http://schemas.microsoft.com/office/drawing/2010/picture" xmlns:c16ac="http://schemas.microsoft.com/office/drawing/2014/chart/ac" xmlns:a16="http://schemas.microsoft.com/office/drawing/2014/main" xmlns:a1611="http://schemas.microsoft.com/office/drawing/2016/11/main" xmlns:dgm1612="http://schemas.microsoft.com/office/drawing/2016/12/diagram" xmlns:a16svg="http://schemas.microsoft.com/office/drawing/2016/SVG/main" xmlns:adec="http://schemas.microsoft.com/office/drawing/2017/decorative" xmlns:a18hc="http://schemas.microsoft.com/office/drawing/2018/hyperlinkcolor" xmlns:wp15="http://schemas.microsoft.com/office/word/2012/wordprocessingDrawing">
+<w:styles xmlns:w="http://schemas.openxmlformats.org/wordprocessingml/2006/main" xmlns:m="http://schemas.openxmlformats.org/officeDocument/2006/math" xmlns:w14="http://schemas.microsoft.com/office/word/2010/wordml" xmlns:r="http://schemas.openxmlformats.org/officeDocument/2006/relationships" xmlns:wp="http://schemas.openxmlformats.org/drawingml/2006/wordprocessingDrawing" xmlns:a="http://schemas.openxmlformats.org/drawingml/2006/main" xmlns:wp14="http://schemas.microsoft.com/office/word/2010/wordprocessingDrawing" xmlns:w15="http://schemas.microsoft.com/office/word/2012/wordml" xmlns:mc="http://schemas.openxmlformats.org/markup-compatibility/2006" xmlns:a14="http://schemas.microsoft.com/office/drawing/2010/main" xmlns:sl="http://schemas.openxmlformats.org/schemaLibrary/2006/main" xmlns:wne="http://schemas.microsoft.com/office/word/2006/wordml" xmlns:cdr="http://schemas.openxmlformats.org/drawingml/2006/chartDrawing" xmlns:c="http://schemas.openxmlformats.org/drawingml/2006/chart" xmlns:c14="http://schemas.microsoft.com/office/drawing/2007/8/2/chart" xmlns:dgm="http://schemas.openxmlformats.org/drawingml/2006/diagram" xmlns:pic="http://schemas.openxmlformats.org/drawingml/2006/picture" xmlns:xdr="http://schemas.openxmlformats.org/drawingml/2006/spreadsheetDrawing" xmlns:dsp="http://schemas.microsoft.com/office/drawing/2008/diagram" xmlns:xvml="urn:schemas-microsoft-com:office:excel" xmlns:o="urn:schemas-microsoft-com:office:office" xmlns:v="urn:schemas-microsoft-com:vml" xmlns:w10="urn:schemas-microsoft-com:office:word" xmlns:pvml="urn:schemas-microsoft-com:office:powerpoint" xmlns:cppr="http://schemas.microsoft.com/office/2006/coverPageProps" xmlns:odx="http://opendope.org/xpaths" xmlns:odc="http://opendope.org/conditions" xmlns:odq="http://opendope.org/questions" xmlns:oda="http://opendope.org/answers" xmlns:odi="http://opendope.org/components" xmlns:odgm="http://opendope.org/SmartArt/DataHierarchy" xmlns:b="http://schemas.openxmlformats.org/officeDocument/2006/bibliography" xmlns:msink="http://schemas.microsoft.com/ink/2010/main" xmlns:cdr14="http://schemas.microsoft.com/office/drawing/2010/chartDrawing" xmlns:c15="http://schemas.microsoft.com/office/drawing/2012/chart" xmlns:cs="http://schemas.microsoft.com/office/drawing/2012/chartStyle" xmlns:ns38="http://www.w3.org/1998/Math/MathML" xmlns:ns39="http://www.w3.org/2003/InkML" xmlns:a13cmd="http://schemas.microsoft.com/office/drawing/2013/main/command" xmlns:cx="http://schemas.microsoft.com/office/drawing/2014/chartex" xmlns:c16="http://schemas.microsoft.com/office/drawing/2014/chart" xmlns:dgm1611="http://schemas.microsoft.com/office/drawing/2016/11/diagram" xmlns:c173="http://schemas.microsoft.com/office/drawing/2017/03/chart" xmlns:am3d="http://schemas.microsoft.com/office/drawing/2017/model3d" xmlns:an18="http://schemas.microsoft.com/office/drawing/2018/animation" xmlns:anam3d="http://schemas.microsoft.com/office/drawing/2018/animation/model3d" xmlns:iact="http://schemas.microsoft.com/office/powerpoint/2014/inkAction" xmlns:thm15="http://schemas.microsoft.com/office/thememl/2012/main" xmlns:wps="http://schemas.microsoft.com/office/word/2010/wordprocessingShape" xmlns:wpc="http://schemas.microsoft.com/office/word/2010/wordprocessingCanvas" xmlns:wpg="http://schemas.microsoft.com/office/word/2010/wordprocessingGroup" xmlns:w16se="http://schemas.microsoft.com/office/word/2015/wordml/symex" xmlns:w16cid="http://schemas.microsoft.com/office/word/2016/wordml/cid" xmlns:wetp="http://schemas.microsoft.com/office/webextensions/taskpanes/2010/11" xmlns:we="http://schemas.microsoft.com/office/webextensions/webextension/2010/11" xmlns:comp="http://schemas.openxmlformats.org/drawingml/2006/compatibility" xmlns:lc="http://schemas.openxmlformats.org/drawingml/2006/lockedCanvas" xmlns:dgm14="http://schemas.microsoft.com/office/drawing/2010/diagram" xmlns:a15="http://schemas.microsoft.com/office/drawing/2012/main" xmlns:pic14="http://schemas.microsoft.com/office/drawing/2010/picture" xmlns:c16ac="http://schemas.microsoft.com/office/drawing/2014/chart/ac" xmlns:a16="http://schemas.microsoft.com/office/drawing/2014/main" xmlns:a1611="http://schemas.microsoft.com/office/drawing/2016/11/main" xmlns:dgm1612="http://schemas.microsoft.com/office/drawing/2016/12/diagram" xmlns:a16svg="http://schemas.microsoft.com/office/drawing/2016/SVG/main" xmlns:adec="http://schemas.microsoft.com/office/drawing/2017/decorative" xmlns:a18hc="http://schemas.microsoft.com/office/drawing/2018/hyperlinkcolor" xmlns:wp15="http://schemas.microsoft.com/office/word/2012/wordprocessingDrawing">
   <w:docDefaults>
     <w:rPrDefault>
       <w:rPr>
